--- a/docs/Documentacao-ABNT-Empatia.docx
+++ b/docs/Documentacao-ABNT-Empatia.docx
@@ -851,7 +851,7 @@
           <w:sz w:val="24"/>
           <w:szCs w:val="24"/>
         </w:rPr>
-        <w:t xml:space="preserve">Este documento registra a aplicação do Design Thinking à demanda nº 12569, Gestão de Laboratórios e Ativos, proposta pela empresa W K Soluções Industriais no âmbito do Desafio de Ideias do SAGA SENAI de Inovação, percorrendo as etapas de Empatia, Definição e Ideação. A empresa controla equipamentos e ordens de serviço por meio de anotações físicas e registros manuais, do que decorrem atrasos na localização de ativos, divergência entre documentos e impossibilidade de prestação de contas. O objetivo foi compreender o problema sob a perspectiva do usuário final e converter esse entendimento em prioridades de desenvolvimento. Foram aplicadas quatro ferramentas: persona, mapa de empatia, matriz CSD e matriz de prioridade. Elegeu-se como persona primária o técnico de manutenção industrial, por ser o perfil que sustenta a premissa central da solução, a consulta realizada junto ao próprio equipamento. O mapa de empatia identificou como dor central o tempo de consulta, e não a ausência de cadastro. A matriz CSD separou o que a empresa afirmou daquilo que o grupo presumiu, expondo cinco dúvidas a levar à entrevista. A matriz de prioridade ordenou doze ideias por valor e complexidade, e as três de maior valor e menor complexidade correspondem ao que já foi implementado no protótipo.</w:t>
+        <w:t xml:space="preserve">Este documento registra a aplicação do Design Thinking à demanda nº 12569, Gestão de Laboratórios e Ativos, proposta pela empresa W K Soluções Industriais no âmbito do Desafio de Ideias do SAGA SENAI de Inovação, percorrendo as etapas de Empatia, Definição e Ideação. A empresa controla equipamentos e ordens de serviço por meio de anotações físicas e registros manuais, do que decorrem atrasos na localização de ativos, divergência entre documentos e impossibilidade de prestação de contas. O objetivo foi compreender o problema sob a perspectiva do usuário final e converter esse entendimento em prioridades de desenvolvimento. Foram aplicadas cinco ferramentas: persona, mapa de empatia, matriz CSD, diagrama de afinidade e matriz de prioridade. Elegeu-se como persona primária o técnico de manutenção industrial, por ser o perfil que sustenta a premissa central da solução, a consulta realizada junto ao próprio equipamento. O mapa de empatia identificou como dor central o tempo de consulta, e não a ausência de cadastro. A matriz CSD separou o que a empresa afirmou daquilo que o grupo presumiu, expondo cinco dúvidas a levar à entrevista. O diagrama de afinidade agrupou as doze ideias geradas e revelou que cinco delas respondem à mesma necessidade, a de identificar o equipamento e alcançar a sua informação no local em que ele se encontra. A matriz de prioridade ordenou as doze ideias por valor e complexidade, e as três de maior valor e menor complexidade correspondem ao que já foi implementado no protótipo. Ao final, as suposições e as dúvidas acumuladas foram consolidadas em registro de dez riscos, três dos quais atingem o fundamento da solução e dependem de resposta da empresa.</w:t>
       </w:r>
     </w:p>
     <w:p>
@@ -867,7 +867,7 @@
           <w:sz w:val="24"/>
           <w:szCs w:val="24"/>
         </w:rPr>
-        <w:t xml:space="preserve">Palavras-chave: Design Thinking. Persona. Mapa de empatia. Matriz CSD. Gestão de ativos.</w:t>
+        <w:t xml:space="preserve">Palavras-chave: Design Thinking. Persona. Mapa de empatia. Matriz CSD. Gestão de riscos. Gestão de ativos.</w:t>
       </w:r>
     </w:p>
     <w:p>
@@ -900,7 +900,7 @@
           <w:sz w:val="24"/>
           <w:szCs w:val="24"/>
         </w:rPr>
-        <w:t xml:space="preserve">This document records the application of Design Thinking to demand no. 12569, Laboratory and Asset Management, proposed by the company W K Soluções Industriais within the SENAI Innovation Challenge, covering the Empathy, Definition and Ideation stages. The company controls equipment and service orders through physical notes and manual records, which results in delays in locating assets, divergence between documents and the impossibility of accountability. The objective was to understand the problem from the end user perspective and to convert that understanding into development priorities. Four tools were applied: persona, empathy map, CSD matrix and priority matrix. The industrial maintenance technician was chosen as the primary persona, since this is the profile that sustains the central premise of the solution, namely the query performed next to the equipment itself. The empathy map identified query time, rather than the absence of registration, as the core pain. The CSD matrix separated what the company stated from what the group assumed, exposing five questions to be taken to the interview. The priority matrix ranked twelve ideas by value and complexity, and the three with highest value and lowest complexity match what has already been implemented in the prototype.</w:t>
+        <w:t xml:space="preserve">This document records the application of Design Thinking to demand no. 12569, Laboratory and Asset Management, proposed by the company W K Soluções Industriais within the SENAI Innovation Challenge, covering the Empathy, Definition and Ideation stages. The company controls equipment and service orders through physical notes and manual records, which results in delays in locating assets, divergence between documents and the impossibility of accountability. The objective was to understand the problem from the end user perspective and to convert that understanding into development priorities. Five tools were applied: persona, empathy map, CSD matrix, affinity diagram and priority matrix. The industrial maintenance technician was chosen as the primary persona, since this is the profile that sustains the central premise of the solution, namely the query performed next to the equipment itself. The empathy map identified query time, rather than the absence of registration, as the core pain. The CSD matrix separated what the company stated from what the group assumed, exposing five questions to be taken to the interview. The affinity diagram grouped the twelve generated ideas and showed that five of them answer the same need, that of identifying the equipment and reaching its information at the place where it stands. The priority matrix ranked the twelve ideas by value and complexity, and the three with highest value and lowest complexity match what has already been implemented in the prototype. Finally, the assumptions and open questions were consolidated into a register of ten risks, three of which affect the foundation of the solution and depend on the company's answer.</w:t>
       </w:r>
     </w:p>
     <w:p>
@@ -916,7 +916,7 @@
           <w:sz w:val="24"/>
           <w:szCs w:val="24"/>
         </w:rPr>
-        <w:t xml:space="preserve">Keywords: Design Thinking. Persona. Empathy map. CSD matrix. Asset management.</w:t>
+        <w:t xml:space="preserve">Keywords: Design Thinking. Persona. Empathy map. CSD matrix. Risk management. Asset management.</w:t>
       </w:r>
     </w:p>
     <w:p>
@@ -1092,31 +1092,7 @@
           <w:sz w:val="24"/>
           <w:szCs w:val="24"/>
         </w:rPr>
-        <w:t xml:space="preserve">Quadro 4 – Priorização das ideias por valor e complexidade</w:t>
-      </w:r>
-      <w:r>
-        <w:rPr>
-          <w:rFonts w:ascii="Arial" w:cs="Arial" w:eastAsia="Arial" w:hAnsi="Arial"/>
-          <w:sz w:val="24"/>
-          <w:szCs w:val="24"/>
-        </w:rPr>
-        <w:ptab w:alignment="right" w:relativeTo="margin" w:leader="dot"/>
-        <w:t xml:space="preserve">17</w:t>
-      </w:r>
-    </w:p>
-    <w:p>
-      <w:pPr>
-        <w:spacing w:line="360"/>
-      </w:pPr>
-      <w:r>
-        <w:rPr>
-          <w:rFonts w:ascii="Arial" w:cs="Arial" w:eastAsia="Arial" w:hAnsi="Arial"/>
-          <w:b w:val="false"/>
-          <w:bCs w:val="false"/>
-          <w:sz w:val="24"/>
-          <w:szCs w:val="24"/>
-        </w:rPr>
-        <w:t xml:space="preserve">Figura 4 – Matriz de Prioridade preenchida pelo grupo</w:t>
+        <w:t xml:space="preserve">Quadro 4 – Agrupamento das ideias geradas por afinidade temática</w:t>
       </w:r>
       <w:r>
         <w:rPr>
@@ -1140,6 +1116,102 @@
           <w:sz w:val="24"/>
           <w:szCs w:val="24"/>
         </w:rPr>
+        <w:t xml:space="preserve">Quadro 5 – Priorização das ideias por valor e complexidade</w:t>
+      </w:r>
+      <w:r>
+        <w:rPr>
+          <w:rFonts w:ascii="Arial" w:cs="Arial" w:eastAsia="Arial" w:hAnsi="Arial"/>
+          <w:sz w:val="24"/>
+          <w:szCs w:val="24"/>
+        </w:rPr>
+        <w:ptab w:alignment="right" w:relativeTo="margin" w:leader="dot"/>
+        <w:t xml:space="preserve">18</w:t>
+      </w:r>
+    </w:p>
+    <w:p>
+      <w:pPr>
+        <w:spacing w:line="360"/>
+      </w:pPr>
+      <w:r>
+        <w:rPr>
+          <w:rFonts w:ascii="Arial" w:cs="Arial" w:eastAsia="Arial" w:hAnsi="Arial"/>
+          <w:b w:val="false"/>
+          <w:bCs w:val="false"/>
+          <w:sz w:val="24"/>
+          <w:szCs w:val="24"/>
+        </w:rPr>
+        <w:t xml:space="preserve">Figura 4 – Matriz de Prioridade preenchida pelo grupo</w:t>
+      </w:r>
+      <w:r>
+        <w:rPr>
+          <w:rFonts w:ascii="Arial" w:cs="Arial" w:eastAsia="Arial" w:hAnsi="Arial"/>
+          <w:sz w:val="24"/>
+          <w:szCs w:val="24"/>
+        </w:rPr>
+        <w:ptab w:alignment="right" w:relativeTo="margin" w:leader="dot"/>
+        <w:t xml:space="preserve">19</w:t>
+      </w:r>
+    </w:p>
+    <w:p>
+      <w:pPr>
+        <w:spacing w:line="360"/>
+      </w:pPr>
+      <w:r>
+        <w:rPr>
+          <w:rFonts w:ascii="Arial" w:cs="Arial" w:eastAsia="Arial" w:hAnsi="Arial"/>
+          <w:b w:val="false"/>
+          <w:bCs w:val="false"/>
+          <w:sz w:val="24"/>
+          <w:szCs w:val="24"/>
+        </w:rPr>
+        <w:t xml:space="preserve">Quadro 6 – Decisão sobre as ideias e respectiva justificativa</w:t>
+      </w:r>
+      <w:r>
+        <w:rPr>
+          <w:rFonts w:ascii="Arial" w:cs="Arial" w:eastAsia="Arial" w:hAnsi="Arial"/>
+          <w:sz w:val="24"/>
+          <w:szCs w:val="24"/>
+        </w:rPr>
+        <w:ptab w:alignment="right" w:relativeTo="margin" w:leader="dot"/>
+        <w:t xml:space="preserve">20</w:t>
+      </w:r>
+    </w:p>
+    <w:p>
+      <w:pPr>
+        <w:spacing w:line="360"/>
+      </w:pPr>
+      <w:r>
+        <w:rPr>
+          <w:rFonts w:ascii="Arial" w:cs="Arial" w:eastAsia="Arial" w:hAnsi="Arial"/>
+          <w:b w:val="false"/>
+          <w:bCs w:val="false"/>
+          <w:sz w:val="24"/>
+          <w:szCs w:val="24"/>
+        </w:rPr>
+        <w:t xml:space="preserve">Quadro 7 – Registro de riscos do projeto</w:t>
+      </w:r>
+      <w:r>
+        <w:rPr>
+          <w:rFonts w:ascii="Arial" w:cs="Arial" w:eastAsia="Arial" w:hAnsi="Arial"/>
+          <w:sz w:val="24"/>
+          <w:szCs w:val="24"/>
+        </w:rPr>
+        <w:ptab w:alignment="right" w:relativeTo="margin" w:leader="dot"/>
+        <w:t xml:space="preserve">21</w:t>
+      </w:r>
+    </w:p>
+    <w:p>
+      <w:pPr>
+        <w:spacing w:line="360"/>
+      </w:pPr>
+      <w:r>
+        <w:rPr>
+          <w:rFonts w:ascii="Arial" w:cs="Arial" w:eastAsia="Arial" w:hAnsi="Arial"/>
+          <w:b w:val="false"/>
+          <w:bCs w:val="false"/>
+          <w:sz w:val="24"/>
+          <w:szCs w:val="24"/>
+        </w:rPr>
         <w:t xml:space="preserve">Figura 5 – Equipe em atividade durante o workshop</w:t>
       </w:r>
       <w:r>
@@ -1149,7 +1221,7 @@
           <w:szCs w:val="24"/>
         </w:rPr>
         <w:ptab w:alignment="right" w:relativeTo="margin" w:leader="dot"/>
-        <w:t xml:space="preserve">22</w:t>
+        <w:t xml:space="preserve">26</w:t>
       </w:r>
     </w:p>
     <w:p>
@@ -1440,6 +1512,54 @@
       <w:r>
         <w:rPr>
           <w:rFonts w:ascii="Arial" w:cs="Arial" w:eastAsia="Arial" w:hAnsi="Arial"/>
+          <w:b w:val="false"/>
+          <w:bCs w:val="false"/>
+          <w:sz w:val="24"/>
+          <w:szCs w:val="24"/>
+        </w:rPr>
+        <w:t xml:space="preserve">4.6 Brainstorming e diagrama de afinidade</w:t>
+      </w:r>
+      <w:r>
+        <w:rPr>
+          <w:rFonts w:ascii="Arial" w:cs="Arial" w:eastAsia="Arial" w:hAnsi="Arial"/>
+          <w:sz w:val="24"/>
+          <w:szCs w:val="24"/>
+        </w:rPr>
+        <w:ptab w:alignment="right" w:relativeTo="margin" w:leader="dot"/>
+        <w:t xml:space="preserve">10</w:t>
+      </w:r>
+    </w:p>
+    <w:p>
+      <w:pPr>
+        <w:spacing w:line="360"/>
+      </w:pPr>
+      <w:r>
+        <w:rPr>
+          <w:rFonts w:ascii="Arial" w:cs="Arial" w:eastAsia="Arial" w:hAnsi="Arial"/>
+          <w:b w:val="false"/>
+          <w:bCs w:val="false"/>
+          <w:sz w:val="24"/>
+          <w:szCs w:val="24"/>
+        </w:rPr>
+        <w:t xml:space="preserve">4.7 Identificação e tratamento de riscos</w:t>
+      </w:r>
+      <w:r>
+        <w:rPr>
+          <w:rFonts w:ascii="Arial" w:cs="Arial" w:eastAsia="Arial" w:hAnsi="Arial"/>
+          <w:sz w:val="24"/>
+          <w:szCs w:val="24"/>
+        </w:rPr>
+        <w:ptab w:alignment="right" w:relativeTo="margin" w:leader="dot"/>
+        <w:t xml:space="preserve">10</w:t>
+      </w:r>
+    </w:p>
+    <w:p>
+      <w:pPr>
+        <w:spacing w:line="360"/>
+      </w:pPr>
+      <w:r>
+        <w:rPr>
+          <w:rFonts w:ascii="Arial" w:cs="Arial" w:eastAsia="Arial" w:hAnsi="Arial"/>
           <w:b/>
           <w:bCs/>
           <w:sz w:val="24"/>
@@ -1589,7 +1709,7 @@
           <w:sz w:val="24"/>
           <w:szCs w:val="24"/>
         </w:rPr>
-        <w:t xml:space="preserve">6.5 Priorização das ideias</w:t>
+        <w:t xml:space="preserve">6.5 Geração e agrupamento das ideias</w:t>
       </w:r>
       <w:r>
         <w:rPr>
@@ -1608,6 +1728,78 @@
       <w:r>
         <w:rPr>
           <w:rFonts w:ascii="Arial" w:cs="Arial" w:eastAsia="Arial" w:hAnsi="Arial"/>
+          <w:b w:val="false"/>
+          <w:bCs w:val="false"/>
+          <w:sz w:val="24"/>
+          <w:szCs w:val="24"/>
+        </w:rPr>
+        <w:t xml:space="preserve">6.6 Priorização das ideias</w:t>
+      </w:r>
+      <w:r>
+        <w:rPr>
+          <w:rFonts w:ascii="Arial" w:cs="Arial" w:eastAsia="Arial" w:hAnsi="Arial"/>
+          <w:sz w:val="24"/>
+          <w:szCs w:val="24"/>
+        </w:rPr>
+        <w:ptab w:alignment="right" w:relativeTo="margin" w:leader="dot"/>
+        <w:t xml:space="preserve">18</w:t>
+      </w:r>
+    </w:p>
+    <w:p>
+      <w:pPr>
+        <w:spacing w:line="360"/>
+      </w:pPr>
+      <w:r>
+        <w:rPr>
+          <w:rFonts w:ascii="Arial" w:cs="Arial" w:eastAsia="Arial" w:hAnsi="Arial"/>
+          <w:b w:val="false"/>
+          <w:bCs w:val="false"/>
+          <w:sz w:val="24"/>
+          <w:szCs w:val="24"/>
+        </w:rPr>
+        <w:t xml:space="preserve">6.7 Decisão sobre as ideias geradas</w:t>
+      </w:r>
+      <w:r>
+        <w:rPr>
+          <w:rFonts w:ascii="Arial" w:cs="Arial" w:eastAsia="Arial" w:hAnsi="Arial"/>
+          <w:sz w:val="24"/>
+          <w:szCs w:val="24"/>
+        </w:rPr>
+        <w:ptab w:alignment="right" w:relativeTo="margin" w:leader="dot"/>
+        <w:t xml:space="preserve">19</w:t>
+      </w:r>
+    </w:p>
+    <w:p>
+      <w:pPr>
+        <w:spacing w:line="360"/>
+      </w:pPr>
+      <w:r>
+        <w:rPr>
+          <w:rFonts w:ascii="Arial" w:cs="Arial" w:eastAsia="Arial" w:hAnsi="Arial"/>
+          <w:b w:val="false"/>
+          <w:bCs w:val="false"/>
+          <w:sz w:val="24"/>
+          <w:szCs w:val="24"/>
+        </w:rPr>
+        <w:t xml:space="preserve">6.8 Registro de riscos do projeto</w:t>
+      </w:r>
+      <w:r>
+        <w:rPr>
+          <w:rFonts w:ascii="Arial" w:cs="Arial" w:eastAsia="Arial" w:hAnsi="Arial"/>
+          <w:sz w:val="24"/>
+          <w:szCs w:val="24"/>
+        </w:rPr>
+        <w:ptab w:alignment="right" w:relativeTo="margin" w:leader="dot"/>
+        <w:t xml:space="preserve">20</w:t>
+      </w:r>
+    </w:p>
+    <w:p>
+      <w:pPr>
+        <w:spacing w:line="360"/>
+      </w:pPr>
+      <w:r>
+        <w:rPr>
+          <w:rFonts w:ascii="Arial" w:cs="Arial" w:eastAsia="Arial" w:hAnsi="Arial"/>
           <w:b/>
           <w:bCs/>
           <w:sz w:val="24"/>
@@ -1622,7 +1814,7 @@
           <w:szCs w:val="24"/>
         </w:rPr>
         <w:ptab w:alignment="right" w:relativeTo="margin" w:leader="dot"/>
-        <w:t xml:space="preserve">19</w:t>
+        <w:t xml:space="preserve">23</w:t>
       </w:r>
     </w:p>
     <w:p>
@@ -1646,7 +1838,7 @@
           <w:szCs w:val="24"/>
         </w:rPr>
         <w:ptab w:alignment="right" w:relativeTo="margin" w:leader="dot"/>
-        <w:t xml:space="preserve">20</w:t>
+        <w:t xml:space="preserve">24</w:t>
       </w:r>
     </w:p>
     <w:p>
@@ -1670,7 +1862,7 @@
           <w:szCs w:val="24"/>
         </w:rPr>
         <w:ptab w:alignment="right" w:relativeTo="margin" w:leader="dot"/>
-        <w:t xml:space="preserve">21</w:t>
+        <w:t xml:space="preserve">25</w:t>
       </w:r>
     </w:p>
     <w:p>
@@ -1694,7 +1886,7 @@
           <w:szCs w:val="24"/>
         </w:rPr>
         <w:ptab w:alignment="right" w:relativeTo="margin" w:leader="dot"/>
-        <w:t xml:space="preserve">22</w:t>
+        <w:t xml:space="preserve">26</w:t>
       </w:r>
     </w:p>
     <w:p>
@@ -1758,7 +1950,7 @@
           <w:sz w:val="24"/>
           <w:szCs w:val="24"/>
         </w:rPr>
-        <w:t xml:space="preserve">Este documento registra a aplicação do método à demanda nº 12569, Gestão de Laboratórios e Ativos, proposta pela empresa W K Soluções Industriais. São percorridas três das quatro etapas do Duplo Diamante: a Empatia, com a construção da persona e do mapa de empatia; a Definição, com a organização dos dados na matriz CSD; e a Ideação, com a priorização das ideias geradas.</w:t>
+        <w:t xml:space="preserve">Este documento registra a aplicação do método à demanda nº 12569, Gestão de Laboratórios e Ativos, proposta pela empresa W K Soluções Industriais. São percorridas três das quatro etapas do Duplo Diamante: a Empatia, com a construção da persona e do mapa de empatia; a Definição, com a organização dos dados na matriz CSD; e a Ideação, com a geração, o agrupamento por afinidade e a priorização das ideias. Registra-se ainda o conjunto de riscos que decorre das suposições e das dúvidas levantadas no percurso.</w:t>
       </w:r>
     </w:p>
     <w:p>
@@ -1910,7 +2102,39 @@
           <w:sz w:val="24"/>
           <w:szCs w:val="24"/>
         </w:rPr>
-        <w:t xml:space="preserve">d) priorizar as ideias geradas segundo os critérios de valor entregue e complexidade de execução;</w:t>
+        <w:t xml:space="preserve">d) agrupar as ideias geradas por afinidade temática, de modo a identificar a que necessidade cada uma responde;</w:t>
+      </w:r>
+    </w:p>
+    <w:p>
+      <w:pPr>
+        <w:spacing w:after="120" w:line="360"/>
+        <w:jc w:val="both"/>
+      </w:pPr>
+      <w:r>
+        <w:rPr>
+          <w:rFonts w:ascii="Arial" w:cs="Arial" w:eastAsia="Arial" w:hAnsi="Arial"/>
+          <w:b w:val="false"/>
+          <w:bCs w:val="false"/>
+          <w:sz w:val="24"/>
+          <w:szCs w:val="24"/>
+        </w:rPr>
+        <w:t xml:space="preserve">e) priorizar as ideias segundo os critérios de valor entregue e complexidade de execução, e registrar a decisão sobre cada uma;</w:t>
+      </w:r>
+    </w:p>
+    <w:p>
+      <w:pPr>
+        <w:spacing w:after="120" w:line="360"/>
+        <w:jc w:val="both"/>
+      </w:pPr>
+      <w:r>
+        <w:rPr>
+          <w:rFonts w:ascii="Arial" w:cs="Arial" w:eastAsia="Arial" w:hAnsi="Arial"/>
+          <w:b w:val="false"/>
+          <w:bCs w:val="false"/>
+          <w:sz w:val="24"/>
+          <w:szCs w:val="24"/>
+        </w:rPr>
+        <w:t xml:space="preserve">f) consolidar em registro de riscos as suposições e as dúvidas que condicionam a solução, indicando a resposta planejada para cada uma;</w:t>
       </w:r>
     </w:p>
     <w:p>
@@ -1926,7 +2150,7 @@
           <w:sz w:val="24"/>
           <w:szCs w:val="24"/>
         </w:rPr>
-        <w:t xml:space="preserve">e) relacionar as prioridades resultantes às decisões de arquitetura já tomadas no protótipo.</w:t>
+        <w:t xml:space="preserve">g) relacionar as prioridades resultantes às decisões de arquitetura já tomadas no protótipo.</w:t>
       </w:r>
     </w:p>
     <w:p>
@@ -2241,6 +2465,74 @@
     </w:p>
     <w:p>
       <w:pPr>
+        <w:pStyle w:val="Heading2"/>
+        <w:spacing w:after="240" w:before="360" w:line="360"/>
+      </w:pPr>
+      <w:r>
+        <w:rPr>
+          <w:rFonts w:ascii="Arial" w:cs="Arial" w:eastAsia="Arial" w:hAnsi="Arial"/>
+          <w:b/>
+          <w:bCs/>
+          <w:color w:val="000000"/>
+          <w:sz w:val="24"/>
+          <w:szCs w:val="24"/>
+        </w:rPr>
+        <w:t xml:space="preserve">4.6 Brainstorming e diagrama de afinidade</w:t>
+      </w:r>
+    </w:p>
+    <w:p>
+      <w:pPr>
+        <w:spacing w:after="0" w:line="360"/>
+        <w:ind w:firstLine="709"/>
+        <w:jc w:val="both"/>
+      </w:pPr>
+      <w:r>
+        <w:rPr>
+          <w:rFonts w:ascii="Arial" w:cs="Arial" w:eastAsia="Arial" w:hAnsi="Arial"/>
+          <w:b w:val="false"/>
+          <w:bCs w:val="false"/>
+          <w:sz w:val="24"/>
+          <w:szCs w:val="24"/>
+        </w:rPr>
+        <w:t xml:space="preserve">O brainstorming, formulado por Alex Osborn, é técnica de geração de ideias em grupo cuja regra central é a suspensão do julgamento durante a fase criativa: acumula-se o maior número possível de ideias, e somente depois procede-se à seleção e ao descarte. O diagrama de afinidade é a ferramenta de organização aplicada ao resultado dessa geração. Consiste em agrupar as ideias por proximidade de propósito, e não por qualidade ou viabilidade, de modo a revelar quais necessidades concentram o maior número de respostas. O agrupamento antecede a priorização e a informa.</w:t>
+      </w:r>
+    </w:p>
+    <w:p>
+      <w:pPr>
+        <w:pStyle w:val="Heading2"/>
+        <w:spacing w:after="240" w:before="360" w:line="360"/>
+      </w:pPr>
+      <w:r>
+        <w:rPr>
+          <w:rFonts w:ascii="Arial" w:cs="Arial" w:eastAsia="Arial" w:hAnsi="Arial"/>
+          <w:b/>
+          <w:bCs/>
+          <w:color w:val="000000"/>
+          <w:sz w:val="24"/>
+          <w:szCs w:val="24"/>
+        </w:rPr>
+        <w:t xml:space="preserve">4.7 Identificação e tratamento de riscos</w:t>
+      </w:r>
+    </w:p>
+    <w:p>
+      <w:pPr>
+        <w:spacing w:after="0" w:line="360"/>
+        <w:ind w:firstLine="709"/>
+        <w:jc w:val="both"/>
+      </w:pPr>
+      <w:r>
+        <w:rPr>
+          <w:rFonts w:ascii="Arial" w:cs="Arial" w:eastAsia="Arial" w:hAnsi="Arial"/>
+          <w:b w:val="false"/>
+          <w:bCs w:val="false"/>
+          <w:sz w:val="24"/>
+          <w:szCs w:val="24"/>
+        </w:rPr>
+        <w:t xml:space="preserve">Risco, no planejamento de projeto, é a condição incerta que, se ocorrer, afeta os objetivos definidos. Seu tratamento compreende três operações: identificar, avaliar por impacto e probabilidade, e definir a resposta cabível. No percurso do Design Thinking, a matriz CSD constitui fonte direta de riscos, porque toda suposição declarada é uma condição admitida sem verificação e toda dúvida registrada é uma informação ausente. Ambas descrevem exposição do projeto. O registro de riscos formaliza essa leitura e vincula cada item à providência que o resolve.</w:t>
+      </w:r>
+    </w:p>
+    <w:p>
+      <w:pPr>
         <w:pStyle w:val="Heading1"/>
         <w:pageBreakBefore/>
         <w:spacing w:after="360" w:line="360"/>
@@ -2290,7 +2582,7 @@
           <w:sz w:val="24"/>
           <w:szCs w:val="24"/>
         </w:rPr>
-        <w:t xml:space="preserve">A sequência adotada foi a seguinte: construção da persona e do mapa de empatia, na etapa de Empatia; organização das informações na matriz CSD, na etapa de Definição; e geração e priorização de ideias, na etapa de Ideação. Cada template preenchido foi fotografado e integra este documento como registro da atividade.</w:t>
+        <w:t xml:space="preserve">A sequência adotada foi a seguinte: construção da persona e do mapa de empatia, na etapa de Empatia; organização das informações na matriz CSD, na etapa de Definição; e geração, agrupamento por afinidade, priorização e decisão sobre as ideias, na etapa de Ideação. Ao final das três etapas, as suposições e as dúvidas acumuladas na matriz CSD foram consolidadas em registro de riscos do projeto. Cada template preenchido foi fotografado e integra este documento como registro da atividade.</w:t>
       </w:r>
     </w:p>
     <w:p>
@@ -3544,7 +3836,7 @@
           <wp:inline distT="0" distB="0" distL="0" distR="0">
             <wp:extent cx="5762625" cy="3762375"/>
             <wp:effectExtent t="0" r="0" b="0" l="0"/>
-            <wp:docPr id="1" name="" descr="" title=""/>
+            <wp:docPr id="2" name="" descr="" title=""/>
             <wp:cNvGraphicFramePr>
               <a:graphicFrameLocks xmlns:a="http://schemas.openxmlformats.org/drawingml/2006/main" noChangeAspect="1"/>
             </wp:cNvGraphicFramePr>
@@ -3941,7 +4233,7 @@
           <wp:inline distT="0" distB="0" distL="0" distR="0">
             <wp:extent cx="5762625" cy="4067175"/>
             <wp:effectExtent t="0" r="0" b="0" l="0"/>
-            <wp:docPr id="1" name="" descr="" title=""/>
+            <wp:docPr id="3" name="" descr="" title=""/>
             <wp:cNvGraphicFramePr>
               <a:graphicFrameLocks xmlns:a="http://schemas.openxmlformats.org/drawingml/2006/main" noChangeAspect="1"/>
             </wp:cNvGraphicFramePr>
@@ -4005,7 +4297,7 @@
           <w:sz w:val="24"/>
           <w:szCs w:val="24"/>
         </w:rPr>
-        <w:t xml:space="preserve">6.5 Priorização das ideias</w:t>
+        <w:t xml:space="preserve">6.5 Geração e agrupamento das ideias</w:t>
       </w:r>
     </w:p>
     <w:p>
@@ -4022,7 +4314,24 @@
           <w:sz w:val="24"/>
           <w:szCs w:val="24"/>
         </w:rPr>
-        <w:t xml:space="preserve">Na etapa de Ideação, as ideias levantadas pelo grupo foram posicionadas na matriz de prioridade segundo os eixos de valor entregue e complexidade de execução. O quadro a seguir reproduz a distribuição obtida.</w:t>
+        <w:t xml:space="preserve">A etapa de Ideação teve início por sessão de brainstorming conduzida sobre a dor central definida na etapa anterior. O grupo reuniu doze ideias, registradas sem julgamento prévio, conforme a regra do método, segundo a qual a seleção e o descarte constituem etapa posterior à geração.</w:t>
+      </w:r>
+    </w:p>
+    <w:p>
+      <w:pPr>
+        <w:spacing w:after="0" w:line="360"/>
+        <w:ind w:firstLine="709"/>
+        <w:jc w:val="both"/>
+      </w:pPr>
+      <w:r>
+        <w:rPr>
+          <w:rFonts w:ascii="Arial" w:cs="Arial" w:eastAsia="Arial" w:hAnsi="Arial"/>
+          <w:b w:val="false"/>
+          <w:bCs w:val="false"/>
+          <w:sz w:val="24"/>
+          <w:szCs w:val="24"/>
+        </w:rPr>
+        <w:t xml:space="preserve">As doze ideias foram em seguida agrupadas por afinidade temática, procedimento que precede a priorização e cuja função é revelar a que necessidade cada ideia responde. O agrupamento não considera valor nem complexidade, critérios reservados à matriz de prioridade, mas apenas a proximidade de propósito entre as ideias.</w:t>
       </w:r>
     </w:p>
     <w:p>
@@ -4037,7 +4346,384 @@
           <w:sz w:val="20"/>
           <w:szCs w:val="20"/>
         </w:rPr>
-        <w:t xml:space="preserve">Quadro 4 – Priorização das ideias por valor e complexidade</w:t>
+        <w:t xml:space="preserve">Quadro 4 – Agrupamento das ideias geradas por afinidade temática</w:t>
+      </w:r>
+    </w:p>
+    <w:tbl>
+      <w:tblPr>
+        <w:tblW w:type="auto" w:w="100"/>
+        <w:tblBorders>
+          <w:top w:val="single" w:color="auto" w:sz="4"/>
+          <w:left w:val="single" w:color="auto" w:sz="4"/>
+          <w:bottom w:val="single" w:color="auto" w:sz="4"/>
+          <w:right w:val="single" w:color="auto" w:sz="4"/>
+          <w:insideH w:val="single" w:color="auto" w:sz="4"/>
+          <w:insideV w:val="single" w:color="auto" w:sz="4"/>
+        </w:tblBorders>
+      </w:tblPr>
+      <w:tblGrid>
+        <w:gridCol w:w="2903"/>
+        <w:gridCol w:w="6168"/>
+      </w:tblGrid>
+      <w:tr>
+        <w:trPr>
+          <w:cantSplit/>
+          <w:tblHeader/>
+        </w:trPr>
+        <w:tc>
+          <w:tcPr>
+            <w:tcW w:type="dxa" w:w="2903"/>
+            <w:shd w:fill="D9D9D9" w:color="auto" w:val="clear"/>
+            <w:tcMar>
+              <w:top w:type="dxa" w:w="80"/>
+              <w:left w:type="dxa" w:w="120"/>
+              <w:bottom w:type="dxa" w:w="80"/>
+              <w:right w:type="dxa" w:w="120"/>
+            </w:tcMar>
+          </w:tcPr>
+          <w:p>
+            <w:pPr>
+              <w:spacing w:line="240"/>
+            </w:pPr>
+            <w:r>
+              <w:rPr>
+                <w:rFonts w:ascii="Arial" w:cs="Arial" w:eastAsia="Arial" w:hAnsi="Arial"/>
+                <w:b/>
+                <w:bCs/>
+                <w:sz w:val="20"/>
+                <w:szCs w:val="20"/>
+              </w:rPr>
+              <w:t xml:space="preserve">Grupo de afinidade</w:t>
+            </w:r>
+          </w:p>
+        </w:tc>
+        <w:tc>
+          <w:tcPr>
+            <w:tcW w:type="dxa" w:w="6168"/>
+            <w:shd w:fill="D9D9D9" w:color="auto" w:val="clear"/>
+            <w:tcMar>
+              <w:top w:type="dxa" w:w="80"/>
+              <w:left w:type="dxa" w:w="120"/>
+              <w:bottom w:type="dxa" w:w="80"/>
+              <w:right w:type="dxa" w:w="120"/>
+            </w:tcMar>
+          </w:tcPr>
+          <w:p>
+            <w:pPr>
+              <w:spacing w:line="240"/>
+            </w:pPr>
+            <w:r>
+              <w:rPr>
+                <w:rFonts w:ascii="Arial" w:cs="Arial" w:eastAsia="Arial" w:hAnsi="Arial"/>
+                <w:b/>
+                <w:bCs/>
+                <w:sz w:val="20"/>
+                <w:szCs w:val="20"/>
+              </w:rPr>
+              <w:t xml:space="preserve">Ideias reunidas</w:t>
+            </w:r>
+          </w:p>
+        </w:tc>
+      </w:tr>
+      <w:tr>
+        <w:trPr>
+          <w:cantSplit/>
+        </w:trPr>
+        <w:tc>
+          <w:tcPr>
+            <w:tcW w:type="dxa" w:w="2903"/>
+            <w:tcMar>
+              <w:top w:type="dxa" w:w="80"/>
+              <w:left w:type="dxa" w:w="120"/>
+              <w:bottom w:type="dxa" w:w="80"/>
+              <w:right w:type="dxa" w:w="120"/>
+            </w:tcMar>
+          </w:tcPr>
+          <w:p>
+            <w:pPr>
+              <w:spacing w:line="240"/>
+              <w:jc w:val="both"/>
+            </w:pPr>
+            <w:r>
+              <w:rPr>
+                <w:rFonts w:ascii="Arial" w:cs="Arial" w:eastAsia="Arial" w:hAnsi="Arial"/>
+                <w:sz w:val="20"/>
+                <w:szCs w:val="20"/>
+              </w:rPr>
+              <w:t xml:space="preserve">Identificação e acesso à informação no equipamento</w:t>
+            </w:r>
+          </w:p>
+        </w:tc>
+        <w:tc>
+          <w:tcPr>
+            <w:tcW w:type="dxa" w:w="6168"/>
+            <w:tcMar>
+              <w:top w:type="dxa" w:w="80"/>
+              <w:left w:type="dxa" w:w="120"/>
+              <w:bottom w:type="dxa" w:w="80"/>
+              <w:right w:type="dxa" w:w="120"/>
+            </w:tcMar>
+          </w:tcPr>
+          <w:p>
+            <w:pPr>
+              <w:spacing w:line="240"/>
+              <w:jc w:val="both"/>
+            </w:pPr>
+            <w:r>
+              <w:rPr>
+                <w:rFonts w:ascii="Arial" w:cs="Arial" w:eastAsia="Arial" w:hAnsi="Arial"/>
+                <w:sz w:val="20"/>
+                <w:szCs w:val="20"/>
+              </w:rPr>
+              <w:t xml:space="preserve">1. Ficha do ativo pelo código QR; 3. Folha de etiquetas em formato A4; 5. Leitor de código QR pela câmera; 10. Aplicativo nativo; 11. RFID e NFC</w:t>
+            </w:r>
+          </w:p>
+        </w:tc>
+      </w:tr>
+      <w:tr>
+        <w:trPr>
+          <w:cantSplit/>
+        </w:trPr>
+        <w:tc>
+          <w:tcPr>
+            <w:tcW w:type="dxa" w:w="2903"/>
+            <w:tcMar>
+              <w:top w:type="dxa" w:w="80"/>
+              <w:left w:type="dxa" w:w="120"/>
+              <w:bottom w:type="dxa" w:w="80"/>
+              <w:right w:type="dxa" w:w="120"/>
+            </w:tcMar>
+          </w:tcPr>
+          <w:p>
+            <w:pPr>
+              <w:spacing w:line="240"/>
+              <w:jc w:val="both"/>
+            </w:pPr>
+            <w:r>
+              <w:rPr>
+                <w:rFonts w:ascii="Arial" w:cs="Arial" w:eastAsia="Arial" w:hAnsi="Arial"/>
+                <w:sz w:val="20"/>
+                <w:szCs w:val="20"/>
+              </w:rPr>
+              <w:t xml:space="preserve">Cadastro e consulta centralizados</w:t>
+            </w:r>
+          </w:p>
+        </w:tc>
+        <w:tc>
+          <w:tcPr>
+            <w:tcW w:type="dxa" w:w="6168"/>
+            <w:tcMar>
+              <w:top w:type="dxa" w:w="80"/>
+              <w:left w:type="dxa" w:w="120"/>
+              <w:bottom w:type="dxa" w:w="80"/>
+              <w:right w:type="dxa" w:w="120"/>
+            </w:tcMar>
+          </w:tcPr>
+          <w:p>
+            <w:pPr>
+              <w:spacing w:line="240"/>
+              <w:jc w:val="both"/>
+            </w:pPr>
+            <w:r>
+              <w:rPr>
+                <w:rFonts w:ascii="Arial" w:cs="Arial" w:eastAsia="Arial" w:hAnsi="Arial"/>
+                <w:sz w:val="20"/>
+                <w:szCs w:val="20"/>
+              </w:rPr>
+              <w:t xml:space="preserve">2. Cadastro com busca e filtro; 7. Foto do ativo; 9. Paginação e ordenação</w:t>
+            </w:r>
+          </w:p>
+        </w:tc>
+      </w:tr>
+      <w:tr>
+        <w:trPr>
+          <w:cantSplit/>
+        </w:trPr>
+        <w:tc>
+          <w:tcPr>
+            <w:tcW w:type="dxa" w:w="2903"/>
+            <w:tcMar>
+              <w:top w:type="dxa" w:w="80"/>
+              <w:left w:type="dxa" w:w="120"/>
+              <w:bottom w:type="dxa" w:w="80"/>
+              <w:right w:type="dxa" w:w="120"/>
+            </w:tcMar>
+          </w:tcPr>
+          <w:p>
+            <w:pPr>
+              <w:spacing w:line="240"/>
+              <w:jc w:val="both"/>
+            </w:pPr>
+            <w:r>
+              <w:rPr>
+                <w:rFonts w:ascii="Arial" w:cs="Arial" w:eastAsia="Arial" w:hAnsi="Arial"/>
+                <w:sz w:val="20"/>
+                <w:szCs w:val="20"/>
+              </w:rPr>
+              <w:t xml:space="preserve">Rastreabilidade do ciclo de vida do ativo</w:t>
+            </w:r>
+          </w:p>
+        </w:tc>
+        <w:tc>
+          <w:tcPr>
+            <w:tcW w:type="dxa" w:w="6168"/>
+            <w:tcMar>
+              <w:top w:type="dxa" w:w="80"/>
+              <w:left w:type="dxa" w:w="120"/>
+              <w:bottom w:type="dxa" w:w="80"/>
+              <w:right w:type="dxa" w:w="120"/>
+            </w:tcMar>
+          </w:tcPr>
+          <w:p>
+            <w:pPr>
+              <w:spacing w:line="240"/>
+              <w:jc w:val="both"/>
+            </w:pPr>
+            <w:r>
+              <w:rPr>
+                <w:rFonts w:ascii="Arial" w:cs="Arial" w:eastAsia="Arial" w:hAnsi="Arial"/>
+                <w:sz w:val="20"/>
+                <w:szCs w:val="20"/>
+              </w:rPr>
+              <w:t xml:space="preserve">4. Ordem de serviço; 6. Movimentação com histórico</w:t>
+            </w:r>
+          </w:p>
+        </w:tc>
+      </w:tr>
+      <w:tr>
+        <w:trPr>
+          <w:cantSplit/>
+        </w:trPr>
+        <w:tc>
+          <w:tcPr>
+            <w:tcW w:type="dxa" w:w="2903"/>
+            <w:tcMar>
+              <w:top w:type="dxa" w:w="80"/>
+              <w:left w:type="dxa" w:w="120"/>
+              <w:bottom w:type="dxa" w:w="80"/>
+              <w:right w:type="dxa" w:w="120"/>
+            </w:tcMar>
+          </w:tcPr>
+          <w:p>
+            <w:pPr>
+              <w:spacing w:line="240"/>
+              <w:jc w:val="both"/>
+            </w:pPr>
+            <w:r>
+              <w:rPr>
+                <w:rFonts w:ascii="Arial" w:cs="Arial" w:eastAsia="Arial" w:hAnsi="Arial"/>
+                <w:sz w:val="20"/>
+                <w:szCs w:val="20"/>
+              </w:rPr>
+              <w:t xml:space="preserve">Prestação de contas e interoperabilidade</w:t>
+            </w:r>
+          </w:p>
+        </w:tc>
+        <w:tc>
+          <w:tcPr>
+            <w:tcW w:type="dxa" w:w="6168"/>
+            <w:tcMar>
+              <w:top w:type="dxa" w:w="80"/>
+              <w:left w:type="dxa" w:w="120"/>
+              <w:bottom w:type="dxa" w:w="80"/>
+              <w:right w:type="dxa" w:w="120"/>
+            </w:tcMar>
+          </w:tcPr>
+          <w:p>
+            <w:pPr>
+              <w:spacing w:line="240"/>
+              <w:jc w:val="both"/>
+            </w:pPr>
+            <w:r>
+              <w:rPr>
+                <w:rFonts w:ascii="Arial" w:cs="Arial" w:eastAsia="Arial" w:hAnsi="Arial"/>
+                <w:sz w:val="20"/>
+                <w:szCs w:val="20"/>
+              </w:rPr>
+              <w:t xml:space="preserve">8. Exportação em CSV; 12. Integração com ERP</w:t>
+            </w:r>
+          </w:p>
+        </w:tc>
+      </w:tr>
+    </w:tbl>
+    <w:p>
+      <w:pPr>
+        <w:spacing w:after="360" w:before="60" w:line="240"/>
+        <w:jc w:val="center"/>
+      </w:pPr>
+      <w:r>
+        <w:rPr>
+          <w:rFonts w:ascii="Arial" w:cs="Arial" w:eastAsia="Arial" w:hAnsi="Arial"/>
+          <w:sz w:val="20"/>
+          <w:szCs w:val="20"/>
+        </w:rPr>
+        <w:t xml:space="preserve">Fonte: elaborado pelos autores (2026).</w:t>
+      </w:r>
+    </w:p>
+    <w:p>
+      <w:pPr>
+        <w:spacing w:after="0" w:line="360"/>
+        <w:ind w:firstLine="709"/>
+        <w:jc w:val="both"/>
+      </w:pPr>
+      <w:r>
+        <w:rPr>
+          <w:rFonts w:ascii="Arial" w:cs="Arial" w:eastAsia="Arial" w:hAnsi="Arial"/>
+          <w:b w:val="false"/>
+          <w:bCs w:val="false"/>
+          <w:sz w:val="24"/>
+          <w:szCs w:val="24"/>
+        </w:rPr>
+        <w:t xml:space="preserve">O agrupamento produziu um achado que orientou as decisões seguintes. O grupo mais numeroso, com cinco das doze ideias, reúne formas de identificar o equipamento e de alcançar a sua informação no próprio local em que ele se encontra. A convergência não é casual: ela reproduz, no plano das ideias, a necessidade registrada no mapa de empatia como consulta junto à máquina. Confirma-se, por esse caminho, que o eixo da solução está no meio de identificação do ativo, e não na tela de cadastro, e que as cinco ideias desse grupo constituem variantes técnicas de uma mesma resposta, entre as quais cabe escolher pela relação entre valor e complexidade.</w:t>
+      </w:r>
+    </w:p>
+    <w:p>
+      <w:pPr>
+        <w:pStyle w:val="Heading2"/>
+        <w:spacing w:after="240" w:before="360" w:line="360"/>
+      </w:pPr>
+      <w:r>
+        <w:rPr>
+          <w:rFonts w:ascii="Arial" w:cs="Arial" w:eastAsia="Arial" w:hAnsi="Arial"/>
+          <w:b/>
+          <w:bCs/>
+          <w:color w:val="000000"/>
+          <w:sz w:val="24"/>
+          <w:szCs w:val="24"/>
+        </w:rPr>
+        <w:t xml:space="preserve">6.6 Priorização das ideias</w:t>
+      </w:r>
+    </w:p>
+    <w:p>
+      <w:pPr>
+        <w:spacing w:after="0" w:line="360"/>
+        <w:ind w:firstLine="709"/>
+        <w:jc w:val="both"/>
+      </w:pPr>
+      <w:r>
+        <w:rPr>
+          <w:rFonts w:ascii="Arial" w:cs="Arial" w:eastAsia="Arial" w:hAnsi="Arial"/>
+          <w:b w:val="false"/>
+          <w:bCs w:val="false"/>
+          <w:sz w:val="24"/>
+          <w:szCs w:val="24"/>
+        </w:rPr>
+        <w:t xml:space="preserve">Na etapa de Ideação, as ideias levantadas pelo grupo foram posicionadas na matriz de prioridade segundo os eixos de valor entregue e complexidade de execução. O quadro a seguir reproduz a distribuição obtida.</w:t>
+      </w:r>
+    </w:p>
+    <w:p>
+      <w:pPr>
+        <w:keepNext/>
+        <w:spacing w:after="60" w:before="240" w:line="240"/>
+        <w:jc w:val="center"/>
+      </w:pPr>
+      <w:r>
+        <w:rPr>
+          <w:rFonts w:ascii="Arial" w:cs="Arial" w:eastAsia="Arial" w:hAnsi="Arial"/>
+          <w:sz w:val="20"/>
+          <w:szCs w:val="20"/>
+        </w:rPr>
+        <w:t xml:space="preserve">Quadro 5 – Priorização das ideias por valor e complexidade</w:t>
       </w:r>
     </w:p>
     <w:tbl>
@@ -4393,7 +5079,7 @@
           <wp:inline distT="0" distB="0" distL="0" distR="0">
             <wp:extent cx="5762625" cy="3371850"/>
             <wp:effectExtent t="0" r="0" b="0" l="0"/>
-            <wp:docPr id="1" name="" descr="" title=""/>
+            <wp:docPr id="4" name="" descr="" title=""/>
             <wp:cNvGraphicFramePr>
               <a:graphicFrameLocks xmlns:a="http://schemas.openxmlformats.org/drawingml/2006/main" noChangeAspect="1"/>
             </wp:cNvGraphicFramePr>
@@ -4445,6 +5131,1791 @@
     </w:p>
     <w:p>
       <w:pPr>
+        <w:pStyle w:val="Heading2"/>
+        <w:spacing w:after="240" w:before="360" w:line="360"/>
+      </w:pPr>
+      <w:r>
+        <w:rPr>
+          <w:rFonts w:ascii="Arial" w:cs="Arial" w:eastAsia="Arial" w:hAnsi="Arial"/>
+          <w:b/>
+          <w:bCs/>
+          <w:color w:val="000000"/>
+          <w:sz w:val="24"/>
+          <w:szCs w:val="24"/>
+        </w:rPr>
+        <w:t xml:space="preserve">6.7 Decisão sobre as ideias geradas</w:t>
+      </w:r>
+    </w:p>
+    <w:p>
+      <w:pPr>
+        <w:spacing w:after="0" w:line="360"/>
+        <w:ind w:firstLine="709"/>
+        <w:jc w:val="both"/>
+      </w:pPr>
+      <w:r>
+        <w:rPr>
+          <w:rFonts w:ascii="Arial" w:cs="Arial" w:eastAsia="Arial" w:hAnsi="Arial"/>
+          <w:b w:val="false"/>
+          <w:bCs w:val="false"/>
+          <w:sz w:val="24"/>
+          <w:szCs w:val="24"/>
+        </w:rPr>
+        <w:t xml:space="preserve">Concluída a priorização, procedeu-se à decisão sobre quais ideias seriam desenvolvidas. O material de capacitação sugere, para essa escolha, votação individual na qual cada integrante assinala até três ideias com marcador de cor própria. O grupo não aplicou esse formato: a decisão deu-se por consenso, em discussão conduzida sobre a própria matriz de prioridade. Registra-se a opção para que não se atribua à seleção um procedimento que não foi executado.</w:t>
+      </w:r>
+    </w:p>
+    <w:p>
+      <w:pPr>
+        <w:spacing w:after="0" w:line="360"/>
+        <w:ind w:firstLine="709"/>
+        <w:jc w:val="both"/>
+      </w:pPr>
+      <w:r>
+        <w:rPr>
+          <w:rFonts w:ascii="Arial" w:cs="Arial" w:eastAsia="Arial" w:hAnsi="Arial"/>
+          <w:b w:val="false"/>
+          <w:bCs w:val="false"/>
+          <w:sz w:val="24"/>
+          <w:szCs w:val="24"/>
+        </w:rPr>
+        <w:t xml:space="preserve">A convergência sem necessidade de contagem de votos tem explicação no insumo de partida. Como os requisitos da demanda nº 12569 já se encontravam detalhados pela empresa, as ideias do grupo não disputavam entre si a definição do produto, mas apenas a ordem de execução, que os eixos da matriz já estabeleciam. O critério aplicado na decisão foi, portanto, o próprio posicionamento obtido no quadro anterior.</w:t>
+      </w:r>
+    </w:p>
+    <w:p>
+      <w:pPr>
+        <w:keepNext/>
+        <w:spacing w:after="60" w:before="240" w:line="240"/>
+        <w:jc w:val="center"/>
+      </w:pPr>
+      <w:r>
+        <w:rPr>
+          <w:rFonts w:ascii="Arial" w:cs="Arial" w:eastAsia="Arial" w:hAnsi="Arial"/>
+          <w:sz w:val="20"/>
+          <w:szCs w:val="20"/>
+        </w:rPr>
+        <w:t xml:space="preserve">Quadro 6 – Decisão sobre as ideias e respectiva justificativa</w:t>
+      </w:r>
+    </w:p>
+    <w:tbl>
+      <w:tblPr>
+        <w:tblW w:type="auto" w:w="100"/>
+        <w:tblBorders>
+          <w:top w:val="single" w:color="auto" w:sz="4"/>
+          <w:left w:val="single" w:color="auto" w:sz="4"/>
+          <w:bottom w:val="single" w:color="auto" w:sz="4"/>
+          <w:right w:val="single" w:color="auto" w:sz="4"/>
+          <w:insideH w:val="single" w:color="auto" w:sz="4"/>
+          <w:insideV w:val="single" w:color="auto" w:sz="4"/>
+        </w:tblBorders>
+      </w:tblPr>
+      <w:tblGrid>
+        <w:gridCol w:w="1996"/>
+        <w:gridCol w:w="1451"/>
+        <w:gridCol w:w="5624"/>
+      </w:tblGrid>
+      <w:tr>
+        <w:trPr>
+          <w:cantSplit/>
+          <w:tblHeader/>
+        </w:trPr>
+        <w:tc>
+          <w:tcPr>
+            <w:tcW w:type="dxa" w:w="1996"/>
+            <w:shd w:fill="D9D9D9" w:color="auto" w:val="clear"/>
+            <w:tcMar>
+              <w:top w:type="dxa" w:w="80"/>
+              <w:left w:type="dxa" w:w="120"/>
+              <w:bottom w:type="dxa" w:w="80"/>
+              <w:right w:type="dxa" w:w="120"/>
+            </w:tcMar>
+          </w:tcPr>
+          <w:p>
+            <w:pPr>
+              <w:spacing w:line="240"/>
+            </w:pPr>
+            <w:r>
+              <w:rPr>
+                <w:rFonts w:ascii="Arial" w:cs="Arial" w:eastAsia="Arial" w:hAnsi="Arial"/>
+                <w:b/>
+                <w:bCs/>
+                <w:sz w:val="20"/>
+                <w:szCs w:val="20"/>
+              </w:rPr>
+              <w:t xml:space="preserve">Decisão</w:t>
+            </w:r>
+          </w:p>
+        </w:tc>
+        <w:tc>
+          <w:tcPr>
+            <w:tcW w:type="dxa" w:w="1451"/>
+            <w:shd w:fill="D9D9D9" w:color="auto" w:val="clear"/>
+            <w:tcMar>
+              <w:top w:type="dxa" w:w="80"/>
+              <w:left w:type="dxa" w:w="120"/>
+              <w:bottom w:type="dxa" w:w="80"/>
+              <w:right w:type="dxa" w:w="120"/>
+            </w:tcMar>
+          </w:tcPr>
+          <w:p>
+            <w:pPr>
+              <w:spacing w:line="240"/>
+            </w:pPr>
+            <w:r>
+              <w:rPr>
+                <w:rFonts w:ascii="Arial" w:cs="Arial" w:eastAsia="Arial" w:hAnsi="Arial"/>
+                <w:b/>
+                <w:bCs/>
+                <w:sz w:val="20"/>
+                <w:szCs w:val="20"/>
+              </w:rPr>
+              <w:t xml:space="preserve">Ideias</w:t>
+            </w:r>
+          </w:p>
+        </w:tc>
+        <w:tc>
+          <w:tcPr>
+            <w:tcW w:type="dxa" w:w="5624"/>
+            <w:shd w:fill="D9D9D9" w:color="auto" w:val="clear"/>
+            <w:tcMar>
+              <w:top w:type="dxa" w:w="80"/>
+              <w:left w:type="dxa" w:w="120"/>
+              <w:bottom w:type="dxa" w:w="80"/>
+              <w:right w:type="dxa" w:w="120"/>
+            </w:tcMar>
+          </w:tcPr>
+          <w:p>
+            <w:pPr>
+              <w:spacing w:line="240"/>
+            </w:pPr>
+            <w:r>
+              <w:rPr>
+                <w:rFonts w:ascii="Arial" w:cs="Arial" w:eastAsia="Arial" w:hAnsi="Arial"/>
+                <w:b/>
+                <w:bCs/>
+                <w:sz w:val="20"/>
+                <w:szCs w:val="20"/>
+              </w:rPr>
+              <w:t xml:space="preserve">Justificativa</w:t>
+            </w:r>
+          </w:p>
+        </w:tc>
+      </w:tr>
+      <w:tr>
+        <w:trPr>
+          <w:cantSplit/>
+        </w:trPr>
+        <w:tc>
+          <w:tcPr>
+            <w:tcW w:type="dxa" w:w="1996"/>
+            <w:tcMar>
+              <w:top w:type="dxa" w:w="80"/>
+              <w:left w:type="dxa" w:w="120"/>
+              <w:bottom w:type="dxa" w:w="80"/>
+              <w:right w:type="dxa" w:w="120"/>
+            </w:tcMar>
+          </w:tcPr>
+          <w:p>
+            <w:pPr>
+              <w:spacing w:line="240"/>
+              <w:jc w:val="both"/>
+            </w:pPr>
+            <w:r>
+              <w:rPr>
+                <w:rFonts w:ascii="Arial" w:cs="Arial" w:eastAsia="Arial" w:hAnsi="Arial"/>
+                <w:sz w:val="20"/>
+                <w:szCs w:val="20"/>
+              </w:rPr>
+              <w:t xml:space="preserve">Desenvolver de imediato</w:t>
+            </w:r>
+          </w:p>
+        </w:tc>
+        <w:tc>
+          <w:tcPr>
+            <w:tcW w:type="dxa" w:w="1451"/>
+            <w:tcMar>
+              <w:top w:type="dxa" w:w="80"/>
+              <w:left w:type="dxa" w:w="120"/>
+              <w:bottom w:type="dxa" w:w="80"/>
+              <w:right w:type="dxa" w:w="120"/>
+            </w:tcMar>
+          </w:tcPr>
+          <w:p>
+            <w:pPr>
+              <w:spacing w:line="240"/>
+              <w:jc w:val="both"/>
+            </w:pPr>
+            <w:r>
+              <w:rPr>
+                <w:rFonts w:ascii="Arial" w:cs="Arial" w:eastAsia="Arial" w:hAnsi="Arial"/>
+                <w:sz w:val="20"/>
+                <w:szCs w:val="20"/>
+              </w:rPr>
+              <w:t xml:space="preserve">1, 2, 3, 5 e 6</w:t>
+            </w:r>
+          </w:p>
+        </w:tc>
+        <w:tc>
+          <w:tcPr>
+            <w:tcW w:type="dxa" w:w="5624"/>
+            <w:tcMar>
+              <w:top w:type="dxa" w:w="80"/>
+              <w:left w:type="dxa" w:w="120"/>
+              <w:bottom w:type="dxa" w:w="80"/>
+              <w:right w:type="dxa" w:w="120"/>
+            </w:tcMar>
+          </w:tcPr>
+          <w:p>
+            <w:pPr>
+              <w:spacing w:line="240"/>
+              <w:jc w:val="both"/>
+            </w:pPr>
+            <w:r>
+              <w:rPr>
+                <w:rFonts w:ascii="Arial" w:cs="Arial" w:eastAsia="Arial" w:hAnsi="Arial"/>
+                <w:sz w:val="20"/>
+                <w:szCs w:val="20"/>
+              </w:rPr>
+              <w:t xml:space="preserve">Maior valor para a dor de tempo de consulta, com complexidade compatível com o prazo da unidade curricular. As ideias 5 e 6, de maior complexidade, foram antecipadas porque a leitura pela câmera é condição de uso das ideias 1 e 3, e o histórico de movimentação é a própria rastreabilidade solicitada pela empresa.</w:t>
+            </w:r>
+          </w:p>
+        </w:tc>
+      </w:tr>
+      <w:tr>
+        <w:trPr>
+          <w:cantSplit/>
+        </w:trPr>
+        <w:tc>
+          <w:tcPr>
+            <w:tcW w:type="dxa" w:w="1996"/>
+            <w:tcMar>
+              <w:top w:type="dxa" w:w="80"/>
+              <w:left w:type="dxa" w:w="120"/>
+              <w:bottom w:type="dxa" w:w="80"/>
+              <w:right w:type="dxa" w:w="120"/>
+            </w:tcMar>
+          </w:tcPr>
+          <w:p>
+            <w:pPr>
+              <w:spacing w:line="240"/>
+              <w:jc w:val="both"/>
+            </w:pPr>
+            <w:r>
+              <w:rPr>
+                <w:rFonts w:ascii="Arial" w:cs="Arial" w:eastAsia="Arial" w:hAnsi="Arial"/>
+                <w:sz w:val="20"/>
+                <w:szCs w:val="20"/>
+              </w:rPr>
+              <w:t xml:space="preserve">Desenvolver após validação</w:t>
+            </w:r>
+          </w:p>
+        </w:tc>
+        <w:tc>
+          <w:tcPr>
+            <w:tcW w:type="dxa" w:w="1451"/>
+            <w:tcMar>
+              <w:top w:type="dxa" w:w="80"/>
+              <w:left w:type="dxa" w:w="120"/>
+              <w:bottom w:type="dxa" w:w="80"/>
+              <w:right w:type="dxa" w:w="120"/>
+            </w:tcMar>
+          </w:tcPr>
+          <w:p>
+            <w:pPr>
+              <w:spacing w:line="240"/>
+              <w:jc w:val="both"/>
+            </w:pPr>
+            <w:r>
+              <w:rPr>
+                <w:rFonts w:ascii="Arial" w:cs="Arial" w:eastAsia="Arial" w:hAnsi="Arial"/>
+                <w:sz w:val="20"/>
+                <w:szCs w:val="20"/>
+              </w:rPr>
+              <w:t xml:space="preserve">4. Ordem de serviço</w:t>
+            </w:r>
+          </w:p>
+        </w:tc>
+        <w:tc>
+          <w:tcPr>
+            <w:tcW w:type="dxa" w:w="5624"/>
+            <w:tcMar>
+              <w:top w:type="dxa" w:w="80"/>
+              <w:left w:type="dxa" w:w="120"/>
+              <w:bottom w:type="dxa" w:w="80"/>
+              <w:right w:type="dxa" w:w="120"/>
+            </w:tcMar>
+          </w:tcPr>
+          <w:p>
+            <w:pPr>
+              <w:spacing w:line="240"/>
+              <w:jc w:val="both"/>
+            </w:pPr>
+            <w:r>
+              <w:rPr>
+                <w:rFonts w:ascii="Arial" w:cs="Arial" w:eastAsia="Arial" w:hAnsi="Arial"/>
+                <w:sz w:val="20"/>
+                <w:szCs w:val="20"/>
+              </w:rPr>
+              <w:t xml:space="preserve">Única ideia de maior valor ainda pendente. Os estados, os prazos e as regras de atribuição não constam do detalhamento da demanda e precisam ser levantados na entrevista exploratória.</w:t>
+            </w:r>
+          </w:p>
+        </w:tc>
+      </w:tr>
+      <w:tr>
+        <w:trPr>
+          <w:cantSplit/>
+        </w:trPr>
+        <w:tc>
+          <w:tcPr>
+            <w:tcW w:type="dxa" w:w="1996"/>
+            <w:tcMar>
+              <w:top w:type="dxa" w:w="80"/>
+              <w:left w:type="dxa" w:w="120"/>
+              <w:bottom w:type="dxa" w:w="80"/>
+              <w:right w:type="dxa" w:w="120"/>
+            </w:tcMar>
+          </w:tcPr>
+          <w:p>
+            <w:pPr>
+              <w:spacing w:line="240"/>
+              <w:jc w:val="both"/>
+            </w:pPr>
+            <w:r>
+              <w:rPr>
+                <w:rFonts w:ascii="Arial" w:cs="Arial" w:eastAsia="Arial" w:hAnsi="Arial"/>
+                <w:sz w:val="20"/>
+                <w:szCs w:val="20"/>
+              </w:rPr>
+              <w:t xml:space="preserve">Manter como melhoria</w:t>
+            </w:r>
+          </w:p>
+        </w:tc>
+        <w:tc>
+          <w:tcPr>
+            <w:tcW w:type="dxa" w:w="1451"/>
+            <w:tcMar>
+              <w:top w:type="dxa" w:w="80"/>
+              <w:left w:type="dxa" w:w="120"/>
+              <w:bottom w:type="dxa" w:w="80"/>
+              <w:right w:type="dxa" w:w="120"/>
+            </w:tcMar>
+          </w:tcPr>
+          <w:p>
+            <w:pPr>
+              <w:spacing w:line="240"/>
+              <w:jc w:val="both"/>
+            </w:pPr>
+            <w:r>
+              <w:rPr>
+                <w:rFonts w:ascii="Arial" w:cs="Arial" w:eastAsia="Arial" w:hAnsi="Arial"/>
+                <w:sz w:val="20"/>
+                <w:szCs w:val="20"/>
+              </w:rPr>
+              <w:t xml:space="preserve">7, 8 e 9</w:t>
+            </w:r>
+          </w:p>
+        </w:tc>
+        <w:tc>
+          <w:tcPr>
+            <w:tcW w:type="dxa" w:w="5624"/>
+            <w:tcMar>
+              <w:top w:type="dxa" w:w="80"/>
+              <w:left w:type="dxa" w:w="120"/>
+              <w:bottom w:type="dxa" w:w="80"/>
+              <w:right w:type="dxa" w:w="120"/>
+            </w:tcMar>
+          </w:tcPr>
+          <w:p>
+            <w:pPr>
+              <w:spacing w:line="240"/>
+              <w:jc w:val="both"/>
+            </w:pPr>
+            <w:r>
+              <w:rPr>
+                <w:rFonts w:ascii="Arial" w:cs="Arial" w:eastAsia="Arial" w:hAnsi="Arial"/>
+                <w:sz w:val="20"/>
+                <w:szCs w:val="20"/>
+              </w:rPr>
+              <w:t xml:space="preserve">Menor valor e menor complexidade. Incorporam-se conforme a disponibilidade de tempo, sem disputar prioridade com os itens anteriores.</w:t>
+            </w:r>
+          </w:p>
+        </w:tc>
+      </w:tr>
+      <w:tr>
+        <w:trPr>
+          <w:cantSplit/>
+        </w:trPr>
+        <w:tc>
+          <w:tcPr>
+            <w:tcW w:type="dxa" w:w="1996"/>
+            <w:tcMar>
+              <w:top w:type="dxa" w:w="80"/>
+              <w:left w:type="dxa" w:w="120"/>
+              <w:bottom w:type="dxa" w:w="80"/>
+              <w:right w:type="dxa" w:w="120"/>
+            </w:tcMar>
+          </w:tcPr>
+          <w:p>
+            <w:pPr>
+              <w:spacing w:line="240"/>
+              <w:jc w:val="both"/>
+            </w:pPr>
+            <w:r>
+              <w:rPr>
+                <w:rFonts w:ascii="Arial" w:cs="Arial" w:eastAsia="Arial" w:hAnsi="Arial"/>
+                <w:sz w:val="20"/>
+                <w:szCs w:val="20"/>
+              </w:rPr>
+              <w:t xml:space="preserve">Descartar do escopo atual</w:t>
+            </w:r>
+          </w:p>
+        </w:tc>
+        <w:tc>
+          <w:tcPr>
+            <w:tcW w:type="dxa" w:w="1451"/>
+            <w:tcMar>
+              <w:top w:type="dxa" w:w="80"/>
+              <w:left w:type="dxa" w:w="120"/>
+              <w:bottom w:type="dxa" w:w="80"/>
+              <w:right w:type="dxa" w:w="120"/>
+            </w:tcMar>
+          </w:tcPr>
+          <w:p>
+            <w:pPr>
+              <w:spacing w:line="240"/>
+              <w:jc w:val="both"/>
+            </w:pPr>
+            <w:r>
+              <w:rPr>
+                <w:rFonts w:ascii="Arial" w:cs="Arial" w:eastAsia="Arial" w:hAnsi="Arial"/>
+                <w:sz w:val="20"/>
+                <w:szCs w:val="20"/>
+              </w:rPr>
+              <w:t xml:space="preserve">10, 11 e 12</w:t>
+            </w:r>
+          </w:p>
+        </w:tc>
+        <w:tc>
+          <w:tcPr>
+            <w:tcW w:type="dxa" w:w="5624"/>
+            <w:tcMar>
+              <w:top w:type="dxa" w:w="80"/>
+              <w:left w:type="dxa" w:w="120"/>
+              <w:bottom w:type="dxa" w:w="80"/>
+              <w:right w:type="dxa" w:w="120"/>
+            </w:tcMar>
+          </w:tcPr>
+          <w:p>
+            <w:pPr>
+              <w:spacing w:line="240"/>
+              <w:jc w:val="both"/>
+            </w:pPr>
+            <w:r>
+              <w:rPr>
+                <w:rFonts w:ascii="Arial" w:cs="Arial" w:eastAsia="Arial" w:hAnsi="Arial"/>
+                <w:sz w:val="20"/>
+                <w:szCs w:val="20"/>
+              </w:rPr>
+              <w:t xml:space="preserve">Menor valor e maior complexidade. O aplicativo nativo, o RFID e a integração com ERP exigem investimento ou infraestrutura incompatíveis com o escopo da unidade curricular, e permanecem como evolução possível.</w:t>
+            </w:r>
+          </w:p>
+        </w:tc>
+      </w:tr>
+    </w:tbl>
+    <w:p>
+      <w:pPr>
+        <w:spacing w:after="360" w:before="60" w:line="240"/>
+        <w:jc w:val="center"/>
+      </w:pPr>
+      <w:r>
+        <w:rPr>
+          <w:rFonts w:ascii="Arial" w:cs="Arial" w:eastAsia="Arial" w:hAnsi="Arial"/>
+          <w:sz w:val="20"/>
+          <w:szCs w:val="20"/>
+        </w:rPr>
+        <w:t xml:space="preserve">Fonte: elaborado pelos autores (2026).</w:t>
+      </w:r>
+    </w:p>
+    <w:p>
+      <w:pPr>
+        <w:pStyle w:val="Heading2"/>
+        <w:spacing w:after="240" w:before="360" w:line="360"/>
+      </w:pPr>
+      <w:r>
+        <w:rPr>
+          <w:rFonts w:ascii="Arial" w:cs="Arial" w:eastAsia="Arial" w:hAnsi="Arial"/>
+          <w:b/>
+          <w:bCs/>
+          <w:color w:val="000000"/>
+          <w:sz w:val="24"/>
+          <w:szCs w:val="24"/>
+        </w:rPr>
+        <w:t xml:space="preserve">6.8 Registro de riscos do projeto</w:t>
+      </w:r>
+    </w:p>
+    <w:p>
+      <w:pPr>
+        <w:spacing w:after="0" w:line="360"/>
+        <w:ind w:firstLine="709"/>
+        <w:jc w:val="both"/>
+      </w:pPr>
+      <w:r>
+        <w:rPr>
+          <w:rFonts w:ascii="Arial" w:cs="Arial" w:eastAsia="Arial" w:hAnsi="Arial"/>
+          <w:b w:val="false"/>
+          <w:bCs w:val="false"/>
+          <w:sz w:val="24"/>
+          <w:szCs w:val="24"/>
+        </w:rPr>
+        <w:t xml:space="preserve">A matriz CSD cumpre, além da organização dos dados, a função de expor os pontos em que o projeto depende de informação que o grupo não possui. Cada suposição declarada e cada dúvida registrada constitui, do ponto de vista do planejamento, um risco, ou seja, uma condição que, se contrariada, obriga à revisão da solução. Por essa razão, consolidou-se o registro apresentado a seguir.</w:t>
+      </w:r>
+    </w:p>
+    <w:p>
+      <w:pPr>
+        <w:spacing w:after="0" w:line="360"/>
+        <w:ind w:firstLine="709"/>
+        <w:jc w:val="both"/>
+      </w:pPr>
+      <w:r>
+        <w:rPr>
+          <w:rFonts w:ascii="Arial" w:cs="Arial" w:eastAsia="Arial" w:hAnsi="Arial"/>
+          <w:b w:val="false"/>
+          <w:bCs w:val="false"/>
+          <w:sz w:val="24"/>
+          <w:szCs w:val="24"/>
+        </w:rPr>
+        <w:t xml:space="preserve">A avaliação combina impacto, entendido como a extensão da revisão exigida caso o risco se concretize, e probabilidade, estimada pelo grupo a partir do detalhamento da demanda. A coluna de resposta planejada indica a providência cabível e identifica, quando aplicável, a pergunta do roteiro da entrevista exploratória destinada a eliminar a incerteza.</w:t>
+      </w:r>
+    </w:p>
+    <w:p>
+      <w:pPr>
+        <w:keepNext/>
+        <w:spacing w:after="60" w:before="240" w:line="240"/>
+        <w:jc w:val="center"/>
+      </w:pPr>
+      <w:r>
+        <w:rPr>
+          <w:rFonts w:ascii="Arial" w:cs="Arial" w:eastAsia="Arial" w:hAnsi="Arial"/>
+          <w:sz w:val="20"/>
+          <w:szCs w:val="20"/>
+        </w:rPr>
+        <w:t xml:space="preserve">Quadro 7 – Registro de riscos do projeto</w:t>
+      </w:r>
+    </w:p>
+    <w:tbl>
+      <w:tblPr>
+        <w:tblW w:type="auto" w:w="100"/>
+        <w:tblBorders>
+          <w:top w:val="single" w:color="auto" w:sz="4"/>
+          <w:left w:val="single" w:color="auto" w:sz="4"/>
+          <w:bottom w:val="single" w:color="auto" w:sz="4"/>
+          <w:right w:val="single" w:color="auto" w:sz="4"/>
+          <w:insideH w:val="single" w:color="auto" w:sz="4"/>
+          <w:insideV w:val="single" w:color="auto" w:sz="4"/>
+        </w:tblBorders>
+      </w:tblPr>
+      <w:tblGrid>
+        <w:gridCol w:w="635"/>
+        <w:gridCol w:w="3175"/>
+        <w:gridCol w:w="1451"/>
+        <w:gridCol w:w="3810"/>
+      </w:tblGrid>
+      <w:tr>
+        <w:trPr>
+          <w:cantSplit/>
+          <w:tblHeader/>
+        </w:trPr>
+        <w:tc>
+          <w:tcPr>
+            <w:tcW w:type="dxa" w:w="635"/>
+            <w:shd w:fill="D9D9D9" w:color="auto" w:val="clear"/>
+            <w:tcMar>
+              <w:top w:type="dxa" w:w="80"/>
+              <w:left w:type="dxa" w:w="120"/>
+              <w:bottom w:type="dxa" w:w="80"/>
+              <w:right w:type="dxa" w:w="120"/>
+            </w:tcMar>
+          </w:tcPr>
+          <w:p>
+            <w:pPr>
+              <w:spacing w:line="240"/>
+            </w:pPr>
+            <w:r>
+              <w:rPr>
+                <w:rFonts w:ascii="Arial" w:cs="Arial" w:eastAsia="Arial" w:hAnsi="Arial"/>
+                <w:b/>
+                <w:bCs/>
+                <w:sz w:val="20"/>
+                <w:szCs w:val="20"/>
+              </w:rPr>
+              <w:t xml:space="preserve">Nº</w:t>
+            </w:r>
+          </w:p>
+        </w:tc>
+        <w:tc>
+          <w:tcPr>
+            <w:tcW w:type="dxa" w:w="3175"/>
+            <w:shd w:fill="D9D9D9" w:color="auto" w:val="clear"/>
+            <w:tcMar>
+              <w:top w:type="dxa" w:w="80"/>
+              <w:left w:type="dxa" w:w="120"/>
+              <w:bottom w:type="dxa" w:w="80"/>
+              <w:right w:type="dxa" w:w="120"/>
+            </w:tcMar>
+          </w:tcPr>
+          <w:p>
+            <w:pPr>
+              <w:spacing w:line="240"/>
+            </w:pPr>
+            <w:r>
+              <w:rPr>
+                <w:rFonts w:ascii="Arial" w:cs="Arial" w:eastAsia="Arial" w:hAnsi="Arial"/>
+                <w:b/>
+                <w:bCs/>
+                <w:sz w:val="20"/>
+                <w:szCs w:val="20"/>
+              </w:rPr>
+              <w:t xml:space="preserve">Risco e origem</w:t>
+            </w:r>
+          </w:p>
+        </w:tc>
+        <w:tc>
+          <w:tcPr>
+            <w:tcW w:type="dxa" w:w="1451"/>
+            <w:shd w:fill="D9D9D9" w:color="auto" w:val="clear"/>
+            <w:tcMar>
+              <w:top w:type="dxa" w:w="80"/>
+              <w:left w:type="dxa" w:w="120"/>
+              <w:bottom w:type="dxa" w:w="80"/>
+              <w:right w:type="dxa" w:w="120"/>
+            </w:tcMar>
+          </w:tcPr>
+          <w:p>
+            <w:pPr>
+              <w:spacing w:line="240"/>
+            </w:pPr>
+            <w:r>
+              <w:rPr>
+                <w:rFonts w:ascii="Arial" w:cs="Arial" w:eastAsia="Arial" w:hAnsi="Arial"/>
+                <w:b/>
+                <w:bCs/>
+                <w:sz w:val="20"/>
+                <w:szCs w:val="20"/>
+              </w:rPr>
+              <w:t xml:space="preserve">Avaliação</w:t>
+            </w:r>
+          </w:p>
+        </w:tc>
+        <w:tc>
+          <w:tcPr>
+            <w:tcW w:type="dxa" w:w="3810"/>
+            <w:shd w:fill="D9D9D9" w:color="auto" w:val="clear"/>
+            <w:tcMar>
+              <w:top w:type="dxa" w:w="80"/>
+              <w:left w:type="dxa" w:w="120"/>
+              <w:bottom w:type="dxa" w:w="80"/>
+              <w:right w:type="dxa" w:w="120"/>
+            </w:tcMar>
+          </w:tcPr>
+          <w:p>
+            <w:pPr>
+              <w:spacing w:line="240"/>
+            </w:pPr>
+            <w:r>
+              <w:rPr>
+                <w:rFonts w:ascii="Arial" w:cs="Arial" w:eastAsia="Arial" w:hAnsi="Arial"/>
+                <w:b/>
+                <w:bCs/>
+                <w:sz w:val="20"/>
+                <w:szCs w:val="20"/>
+              </w:rPr>
+              <w:t xml:space="preserve">Resposta planejada</w:t>
+            </w:r>
+          </w:p>
+        </w:tc>
+      </w:tr>
+      <w:tr>
+        <w:trPr>
+          <w:cantSplit/>
+        </w:trPr>
+        <w:tc>
+          <w:tcPr>
+            <w:tcW w:type="dxa" w:w="635"/>
+            <w:tcMar>
+              <w:top w:type="dxa" w:w="80"/>
+              <w:left w:type="dxa" w:w="120"/>
+              <w:bottom w:type="dxa" w:w="80"/>
+              <w:right w:type="dxa" w:w="120"/>
+            </w:tcMar>
+          </w:tcPr>
+          <w:p>
+            <w:pPr>
+              <w:spacing w:line="240"/>
+              <w:jc w:val="both"/>
+            </w:pPr>
+            <w:r>
+              <w:rPr>
+                <w:rFonts w:ascii="Arial" w:cs="Arial" w:eastAsia="Arial" w:hAnsi="Arial"/>
+                <w:sz w:val="20"/>
+                <w:szCs w:val="20"/>
+              </w:rPr>
+              <w:t xml:space="preserve">R1</w:t>
+            </w:r>
+          </w:p>
+        </w:tc>
+        <w:tc>
+          <w:tcPr>
+            <w:tcW w:type="dxa" w:w="3175"/>
+            <w:tcMar>
+              <w:top w:type="dxa" w:w="80"/>
+              <w:left w:type="dxa" w:w="120"/>
+              <w:bottom w:type="dxa" w:w="80"/>
+              <w:right w:type="dxa" w:w="120"/>
+            </w:tcMar>
+          </w:tcPr>
+          <w:p>
+            <w:pPr>
+              <w:spacing w:line="240"/>
+              <w:jc w:val="both"/>
+            </w:pPr>
+            <w:r>
+              <w:rPr>
+                <w:rFonts w:ascii="Arial" w:cs="Arial" w:eastAsia="Arial" w:hAnsi="Arial"/>
+                <w:sz w:val="20"/>
+                <w:szCs w:val="20"/>
+              </w:rPr>
+              <w:t xml:space="preserve">A etiqueta não resistir a óleo, calor e atrito, e o ativo perder a identificação. Origem: suposição da matriz CSD.</w:t>
+            </w:r>
+          </w:p>
+        </w:tc>
+        <w:tc>
+          <w:tcPr>
+            <w:tcW w:type="dxa" w:w="1451"/>
+            <w:tcMar>
+              <w:top w:type="dxa" w:w="80"/>
+              <w:left w:type="dxa" w:w="120"/>
+              <w:bottom w:type="dxa" w:w="80"/>
+              <w:right w:type="dxa" w:w="120"/>
+            </w:tcMar>
+          </w:tcPr>
+          <w:p>
+            <w:pPr>
+              <w:spacing w:line="240"/>
+              <w:jc w:val="both"/>
+            </w:pPr>
+            <w:r>
+              <w:rPr>
+                <w:rFonts w:ascii="Arial" w:cs="Arial" w:eastAsia="Arial" w:hAnsi="Arial"/>
+                <w:sz w:val="20"/>
+                <w:szCs w:val="20"/>
+              </w:rPr>
+              <w:t xml:space="preserve">Impacto alto; probabilidade média</w:t>
+            </w:r>
+          </w:p>
+        </w:tc>
+        <w:tc>
+          <w:tcPr>
+            <w:tcW w:type="dxa" w:w="3810"/>
+            <w:tcMar>
+              <w:top w:type="dxa" w:w="80"/>
+              <w:left w:type="dxa" w:w="120"/>
+              <w:bottom w:type="dxa" w:w="80"/>
+              <w:right w:type="dxa" w:w="120"/>
+            </w:tcMar>
+          </w:tcPr>
+          <w:p>
+            <w:pPr>
+              <w:spacing w:line="240"/>
+              <w:jc w:val="both"/>
+            </w:pPr>
+            <w:r>
+              <w:rPr>
+                <w:rFonts w:ascii="Arial" w:cs="Arial" w:eastAsia="Arial" w:hAnsi="Arial"/>
+                <w:sz w:val="20"/>
+                <w:szCs w:val="20"/>
+              </w:rPr>
+              <w:t xml:space="preserve">Especificar etiqueta de material industrial e imprimir o número de patrimônio em texto legível ao lado do código, como redundância. Pergunta 8 do roteiro.</w:t>
+            </w:r>
+          </w:p>
+        </w:tc>
+      </w:tr>
+      <w:tr>
+        <w:trPr>
+          <w:cantSplit/>
+        </w:trPr>
+        <w:tc>
+          <w:tcPr>
+            <w:tcW w:type="dxa" w:w="635"/>
+            <w:tcMar>
+              <w:top w:type="dxa" w:w="80"/>
+              <w:left w:type="dxa" w:w="120"/>
+              <w:bottom w:type="dxa" w:w="80"/>
+              <w:right w:type="dxa" w:w="120"/>
+            </w:tcMar>
+          </w:tcPr>
+          <w:p>
+            <w:pPr>
+              <w:spacing w:line="240"/>
+              <w:jc w:val="both"/>
+            </w:pPr>
+            <w:r>
+              <w:rPr>
+                <w:rFonts w:ascii="Arial" w:cs="Arial" w:eastAsia="Arial" w:hAnsi="Arial"/>
+                <w:sz w:val="20"/>
+                <w:szCs w:val="20"/>
+              </w:rPr>
+              <w:t xml:space="preserve">R2</w:t>
+            </w:r>
+          </w:p>
+        </w:tc>
+        <w:tc>
+          <w:tcPr>
+            <w:tcW w:type="dxa" w:w="3175"/>
+            <w:tcMar>
+              <w:top w:type="dxa" w:w="80"/>
+              <w:left w:type="dxa" w:w="120"/>
+              <w:bottom w:type="dxa" w:w="80"/>
+              <w:right w:type="dxa" w:w="120"/>
+            </w:tcMar>
+          </w:tcPr>
+          <w:p>
+            <w:pPr>
+              <w:spacing w:line="240"/>
+              <w:jc w:val="both"/>
+            </w:pPr>
+            <w:r>
+              <w:rPr>
+                <w:rFonts w:ascii="Arial" w:cs="Arial" w:eastAsia="Arial" w:hAnsi="Arial"/>
+                <w:sz w:val="20"/>
+                <w:szCs w:val="20"/>
+              </w:rPr>
+              <w:t xml:space="preserve">Ausência de sinal de rede no chão de fábrica, que impede a consulta junto ao equipamento. Origem: suposição e dúvida da matriz CSD.</w:t>
+            </w:r>
+          </w:p>
+        </w:tc>
+        <w:tc>
+          <w:tcPr>
+            <w:tcW w:type="dxa" w:w="1451"/>
+            <w:tcMar>
+              <w:top w:type="dxa" w:w="80"/>
+              <w:left w:type="dxa" w:w="120"/>
+              <w:bottom w:type="dxa" w:w="80"/>
+              <w:right w:type="dxa" w:w="120"/>
+            </w:tcMar>
+          </w:tcPr>
+          <w:p>
+            <w:pPr>
+              <w:spacing w:line="240"/>
+              <w:jc w:val="both"/>
+            </w:pPr>
+            <w:r>
+              <w:rPr>
+                <w:rFonts w:ascii="Arial" w:cs="Arial" w:eastAsia="Arial" w:hAnsi="Arial"/>
+                <w:sz w:val="20"/>
+                <w:szCs w:val="20"/>
+              </w:rPr>
+              <w:t xml:space="preserve">Impacto alto; probabilidade média</w:t>
+            </w:r>
+          </w:p>
+        </w:tc>
+        <w:tc>
+          <w:tcPr>
+            <w:tcW w:type="dxa" w:w="3810"/>
+            <w:tcMar>
+              <w:top w:type="dxa" w:w="80"/>
+              <w:left w:type="dxa" w:w="120"/>
+              <w:bottom w:type="dxa" w:w="80"/>
+              <w:right w:type="dxa" w:w="120"/>
+            </w:tcMar>
+          </w:tcPr>
+          <w:p>
+            <w:pPr>
+              <w:spacing w:line="240"/>
+              <w:jc w:val="both"/>
+            </w:pPr>
+            <w:r>
+              <w:rPr>
+                <w:rFonts w:ascii="Arial" w:cs="Arial" w:eastAsia="Arial" w:hAnsi="Arial"/>
+                <w:sz w:val="20"/>
+                <w:szCs w:val="20"/>
+              </w:rPr>
+              <w:t xml:space="preserve">Prever dados mínimos de identificação na própria etiqueta e sincronização posterior do registro. Pergunta 9 do roteiro.</w:t>
+            </w:r>
+          </w:p>
+        </w:tc>
+      </w:tr>
+      <w:tr>
+        <w:trPr>
+          <w:cantSplit/>
+        </w:trPr>
+        <w:tc>
+          <w:tcPr>
+            <w:tcW w:type="dxa" w:w="635"/>
+            <w:tcMar>
+              <w:top w:type="dxa" w:w="80"/>
+              <w:left w:type="dxa" w:w="120"/>
+              <w:bottom w:type="dxa" w:w="80"/>
+              <w:right w:type="dxa" w:w="120"/>
+            </w:tcMar>
+          </w:tcPr>
+          <w:p>
+            <w:pPr>
+              <w:spacing w:line="240"/>
+              <w:jc w:val="both"/>
+            </w:pPr>
+            <w:r>
+              <w:rPr>
+                <w:rFonts w:ascii="Arial" w:cs="Arial" w:eastAsia="Arial" w:hAnsi="Arial"/>
+                <w:sz w:val="20"/>
+                <w:szCs w:val="20"/>
+              </w:rPr>
+              <w:t xml:space="preserve">R3</w:t>
+            </w:r>
+          </w:p>
+        </w:tc>
+        <w:tc>
+          <w:tcPr>
+            <w:tcW w:type="dxa" w:w="3175"/>
+            <w:tcMar>
+              <w:top w:type="dxa" w:w="80"/>
+              <w:left w:type="dxa" w:w="120"/>
+              <w:bottom w:type="dxa" w:w="80"/>
+              <w:right w:type="dxa" w:w="120"/>
+            </w:tcMar>
+          </w:tcPr>
+          <w:p>
+            <w:pPr>
+              <w:spacing w:line="240"/>
+              <w:jc w:val="both"/>
+            </w:pPr>
+            <w:r>
+              <w:rPr>
+                <w:rFonts w:ascii="Arial" w:cs="Arial" w:eastAsia="Arial" w:hAnsi="Arial"/>
+                <w:sz w:val="20"/>
+                <w:szCs w:val="20"/>
+              </w:rPr>
+              <w:t xml:space="preserve">Restrição ao uso de telefone celular na área de produção. Origem: suposição e dúvida da matriz CSD.</w:t>
+            </w:r>
+          </w:p>
+        </w:tc>
+        <w:tc>
+          <w:tcPr>
+            <w:tcW w:type="dxa" w:w="1451"/>
+            <w:tcMar>
+              <w:top w:type="dxa" w:w="80"/>
+              <w:left w:type="dxa" w:w="120"/>
+              <w:bottom w:type="dxa" w:w="80"/>
+              <w:right w:type="dxa" w:w="120"/>
+            </w:tcMar>
+          </w:tcPr>
+          <w:p>
+            <w:pPr>
+              <w:spacing w:line="240"/>
+              <w:jc w:val="both"/>
+            </w:pPr>
+            <w:r>
+              <w:rPr>
+                <w:rFonts w:ascii="Arial" w:cs="Arial" w:eastAsia="Arial" w:hAnsi="Arial"/>
+                <w:sz w:val="20"/>
+                <w:szCs w:val="20"/>
+              </w:rPr>
+              <w:t xml:space="preserve">Impacto alto; probabilidade média</w:t>
+            </w:r>
+          </w:p>
+        </w:tc>
+        <w:tc>
+          <w:tcPr>
+            <w:tcW w:type="dxa" w:w="3810"/>
+            <w:tcMar>
+              <w:top w:type="dxa" w:w="80"/>
+              <w:left w:type="dxa" w:w="120"/>
+              <w:bottom w:type="dxa" w:w="80"/>
+              <w:right w:type="dxa" w:w="120"/>
+            </w:tcMar>
+          </w:tcPr>
+          <w:p>
+            <w:pPr>
+              <w:spacing w:line="240"/>
+              <w:jc w:val="both"/>
+            </w:pPr>
+            <w:r>
+              <w:rPr>
+                <w:rFonts w:ascii="Arial" w:cs="Arial" w:eastAsia="Arial" w:hAnsi="Arial"/>
+                <w:sz w:val="20"/>
+                <w:szCs w:val="20"/>
+              </w:rPr>
+              <w:t xml:space="preserve">Prever terminal fixo de consulta nos setores, ou aparelho corporativo compartilhado, como alternativa ao aparelho pessoal. Pergunta 10 do roteiro.</w:t>
+            </w:r>
+          </w:p>
+        </w:tc>
+      </w:tr>
+      <w:tr>
+        <w:trPr>
+          <w:cantSplit/>
+        </w:trPr>
+        <w:tc>
+          <w:tcPr>
+            <w:tcW w:type="dxa" w:w="635"/>
+            <w:tcMar>
+              <w:top w:type="dxa" w:w="80"/>
+              <w:left w:type="dxa" w:w="120"/>
+              <w:bottom w:type="dxa" w:w="80"/>
+              <w:right w:type="dxa" w:w="120"/>
+            </w:tcMar>
+          </w:tcPr>
+          <w:p>
+            <w:pPr>
+              <w:spacing w:line="240"/>
+              <w:jc w:val="both"/>
+            </w:pPr>
+            <w:r>
+              <w:rPr>
+                <w:rFonts w:ascii="Arial" w:cs="Arial" w:eastAsia="Arial" w:hAnsi="Arial"/>
+                <w:sz w:val="20"/>
+                <w:szCs w:val="20"/>
+              </w:rPr>
+              <w:t xml:space="preserve">R4</w:t>
+            </w:r>
+          </w:p>
+        </w:tc>
+        <w:tc>
+          <w:tcPr>
+            <w:tcW w:type="dxa" w:w="3175"/>
+            <w:tcMar>
+              <w:top w:type="dxa" w:w="80"/>
+              <w:left w:type="dxa" w:w="120"/>
+              <w:bottom w:type="dxa" w:w="80"/>
+              <w:right w:type="dxa" w:w="120"/>
+            </w:tcMar>
+          </w:tcPr>
+          <w:p>
+            <w:pPr>
+              <w:spacing w:line="240"/>
+              <w:jc w:val="both"/>
+            </w:pPr>
+            <w:r>
+              <w:rPr>
+                <w:rFonts w:ascii="Arial" w:cs="Arial" w:eastAsia="Arial" w:hAnsi="Arial"/>
+                <w:sz w:val="20"/>
+                <w:szCs w:val="20"/>
+              </w:rPr>
+              <w:t xml:space="preserve">Base de ativos muito superior à estimada, inviabilizando o cadastro inicial e o desempenho da consulta. Origem: dúvida da matriz CSD.</w:t>
+            </w:r>
+          </w:p>
+        </w:tc>
+        <w:tc>
+          <w:tcPr>
+            <w:tcW w:type="dxa" w:w="1451"/>
+            <w:tcMar>
+              <w:top w:type="dxa" w:w="80"/>
+              <w:left w:type="dxa" w:w="120"/>
+              <w:bottom w:type="dxa" w:w="80"/>
+              <w:right w:type="dxa" w:w="120"/>
+            </w:tcMar>
+          </w:tcPr>
+          <w:p>
+            <w:pPr>
+              <w:spacing w:line="240"/>
+              <w:jc w:val="both"/>
+            </w:pPr>
+            <w:r>
+              <w:rPr>
+                <w:rFonts w:ascii="Arial" w:cs="Arial" w:eastAsia="Arial" w:hAnsi="Arial"/>
+                <w:sz w:val="20"/>
+                <w:szCs w:val="20"/>
+              </w:rPr>
+              <w:t xml:space="preserve">Impacto médio; probabilidade média</w:t>
+            </w:r>
+          </w:p>
+        </w:tc>
+        <w:tc>
+          <w:tcPr>
+            <w:tcW w:type="dxa" w:w="3810"/>
+            <w:tcMar>
+              <w:top w:type="dxa" w:w="80"/>
+              <w:left w:type="dxa" w:w="120"/>
+              <w:bottom w:type="dxa" w:w="80"/>
+              <w:right w:type="dxa" w:w="120"/>
+            </w:tcMar>
+          </w:tcPr>
+          <w:p>
+            <w:pPr>
+              <w:spacing w:line="240"/>
+              <w:jc w:val="both"/>
+            </w:pPr>
+            <w:r>
+              <w:rPr>
+                <w:rFonts w:ascii="Arial" w:cs="Arial" w:eastAsia="Arial" w:hAnsi="Arial"/>
+                <w:sz w:val="20"/>
+                <w:szCs w:val="20"/>
+              </w:rPr>
+              <w:t xml:space="preserve">Importação da base por arquivo CSV, paginação e índices no banco de dados. Pergunta 4 do roteiro.</w:t>
+            </w:r>
+          </w:p>
+        </w:tc>
+      </w:tr>
+      <w:tr>
+        <w:trPr>
+          <w:cantSplit/>
+        </w:trPr>
+        <w:tc>
+          <w:tcPr>
+            <w:tcW w:type="dxa" w:w="635"/>
+            <w:tcMar>
+              <w:top w:type="dxa" w:w="80"/>
+              <w:left w:type="dxa" w:w="120"/>
+              <w:bottom w:type="dxa" w:w="80"/>
+              <w:right w:type="dxa" w:w="120"/>
+            </w:tcMar>
+          </w:tcPr>
+          <w:p>
+            <w:pPr>
+              <w:spacing w:line="240"/>
+              <w:jc w:val="both"/>
+            </w:pPr>
+            <w:r>
+              <w:rPr>
+                <w:rFonts w:ascii="Arial" w:cs="Arial" w:eastAsia="Arial" w:hAnsi="Arial"/>
+                <w:sz w:val="20"/>
+                <w:szCs w:val="20"/>
+              </w:rPr>
+              <w:t xml:space="preserve">R5</w:t>
+            </w:r>
+          </w:p>
+        </w:tc>
+        <w:tc>
+          <w:tcPr>
+            <w:tcW w:type="dxa" w:w="3175"/>
+            <w:tcMar>
+              <w:top w:type="dxa" w:w="80"/>
+              <w:left w:type="dxa" w:w="120"/>
+              <w:bottom w:type="dxa" w:w="80"/>
+              <w:right w:type="dxa" w:w="120"/>
+            </w:tcMar>
+          </w:tcPr>
+          <w:p>
+            <w:pPr>
+              <w:spacing w:line="240"/>
+              <w:jc w:val="both"/>
+            </w:pPr>
+            <w:r>
+              <w:rPr>
+                <w:rFonts w:ascii="Arial" w:cs="Arial" w:eastAsia="Arial" w:hAnsi="Arial"/>
+                <w:sz w:val="20"/>
+                <w:szCs w:val="20"/>
+              </w:rPr>
+              <w:t xml:space="preserve">Persona e mapa de empatia construídos sobre documento escrito, e não sobre entrevista, com risco de a solução responder ao problema errado. Origem: limitação metodológica declarada na seção 5.</w:t>
+            </w:r>
+          </w:p>
+        </w:tc>
+        <w:tc>
+          <w:tcPr>
+            <w:tcW w:type="dxa" w:w="1451"/>
+            <w:tcMar>
+              <w:top w:type="dxa" w:w="80"/>
+              <w:left w:type="dxa" w:w="120"/>
+              <w:bottom w:type="dxa" w:w="80"/>
+              <w:right w:type="dxa" w:w="120"/>
+            </w:tcMar>
+          </w:tcPr>
+          <w:p>
+            <w:pPr>
+              <w:spacing w:line="240"/>
+              <w:jc w:val="both"/>
+            </w:pPr>
+            <w:r>
+              <w:rPr>
+                <w:rFonts w:ascii="Arial" w:cs="Arial" w:eastAsia="Arial" w:hAnsi="Arial"/>
+                <w:sz w:val="20"/>
+                <w:szCs w:val="20"/>
+              </w:rPr>
+              <w:t xml:space="preserve">Impacto alto; probabilidade média</w:t>
+            </w:r>
+          </w:p>
+        </w:tc>
+        <w:tc>
+          <w:tcPr>
+            <w:tcW w:type="dxa" w:w="3810"/>
+            <w:tcMar>
+              <w:top w:type="dxa" w:w="80"/>
+              <w:left w:type="dxa" w:w="120"/>
+              <w:bottom w:type="dxa" w:w="80"/>
+              <w:right w:type="dxa" w:w="120"/>
+            </w:tcMar>
+          </w:tcPr>
+          <w:p>
+            <w:pPr>
+              <w:spacing w:line="240"/>
+              <w:jc w:val="both"/>
+            </w:pPr>
+            <w:r>
+              <w:rPr>
+                <w:rFonts w:ascii="Arial" w:cs="Arial" w:eastAsia="Arial" w:hAnsi="Arial"/>
+                <w:sz w:val="20"/>
+                <w:szCs w:val="20"/>
+              </w:rPr>
+              <w:t xml:space="preserve">Realização da entrevista exploratória e revisão integral da matriz CSD à luz das respostas obtidas. Roteiro completo.</w:t>
+            </w:r>
+          </w:p>
+        </w:tc>
+      </w:tr>
+      <w:tr>
+        <w:trPr>
+          <w:cantSplit/>
+        </w:trPr>
+        <w:tc>
+          <w:tcPr>
+            <w:tcW w:type="dxa" w:w="635"/>
+            <w:tcMar>
+              <w:top w:type="dxa" w:w="80"/>
+              <w:left w:type="dxa" w:w="120"/>
+              <w:bottom w:type="dxa" w:w="80"/>
+              <w:right w:type="dxa" w:w="120"/>
+            </w:tcMar>
+          </w:tcPr>
+          <w:p>
+            <w:pPr>
+              <w:spacing w:line="240"/>
+              <w:jc w:val="both"/>
+            </w:pPr>
+            <w:r>
+              <w:rPr>
+                <w:rFonts w:ascii="Arial" w:cs="Arial" w:eastAsia="Arial" w:hAnsi="Arial"/>
+                <w:sz w:val="20"/>
+                <w:szCs w:val="20"/>
+              </w:rPr>
+              <w:t xml:space="preserve">R6</w:t>
+            </w:r>
+          </w:p>
+        </w:tc>
+        <w:tc>
+          <w:tcPr>
+            <w:tcW w:type="dxa" w:w="3175"/>
+            <w:tcMar>
+              <w:top w:type="dxa" w:w="80"/>
+              <w:left w:type="dxa" w:w="120"/>
+              <w:bottom w:type="dxa" w:w="80"/>
+              <w:right w:type="dxa" w:w="120"/>
+            </w:tcMar>
+          </w:tcPr>
+          <w:p>
+            <w:pPr>
+              <w:spacing w:line="240"/>
+              <w:jc w:val="both"/>
+            </w:pPr>
+            <w:r>
+              <w:rPr>
+                <w:rFonts w:ascii="Arial" w:cs="Arial" w:eastAsia="Arial" w:hAnsi="Arial"/>
+                <w:sz w:val="20"/>
+                <w:szCs w:val="20"/>
+              </w:rPr>
+              <w:t xml:space="preserve">Desconhecimento de quem autoriza a movimentação de um ativo, com risco de modelo de permissões incorreto. Origem: dúvida da matriz CSD.</w:t>
+            </w:r>
+          </w:p>
+        </w:tc>
+        <w:tc>
+          <w:tcPr>
+            <w:tcW w:type="dxa" w:w="1451"/>
+            <w:tcMar>
+              <w:top w:type="dxa" w:w="80"/>
+              <w:left w:type="dxa" w:w="120"/>
+              <w:bottom w:type="dxa" w:w="80"/>
+              <w:right w:type="dxa" w:w="120"/>
+            </w:tcMar>
+          </w:tcPr>
+          <w:p>
+            <w:pPr>
+              <w:spacing w:line="240"/>
+              <w:jc w:val="both"/>
+            </w:pPr>
+            <w:r>
+              <w:rPr>
+                <w:rFonts w:ascii="Arial" w:cs="Arial" w:eastAsia="Arial" w:hAnsi="Arial"/>
+                <w:sz w:val="20"/>
+                <w:szCs w:val="20"/>
+              </w:rPr>
+              <w:t xml:space="preserve">Impacto médio; probabilidade alta</w:t>
+            </w:r>
+          </w:p>
+        </w:tc>
+        <w:tc>
+          <w:tcPr>
+            <w:tcW w:type="dxa" w:w="3810"/>
+            <w:tcMar>
+              <w:top w:type="dxa" w:w="80"/>
+              <w:left w:type="dxa" w:w="120"/>
+              <w:bottom w:type="dxa" w:w="80"/>
+              <w:right w:type="dxa" w:w="120"/>
+            </w:tcMar>
+          </w:tcPr>
+          <w:p>
+            <w:pPr>
+              <w:spacing w:line="240"/>
+              <w:jc w:val="both"/>
+            </w:pPr>
+            <w:r>
+              <w:rPr>
+                <w:rFonts w:ascii="Arial" w:cs="Arial" w:eastAsia="Arial" w:hAnsi="Arial"/>
+                <w:sz w:val="20"/>
+                <w:szCs w:val="20"/>
+              </w:rPr>
+              <w:t xml:space="preserve">Manter os perfis de acesso parametrizáveis, de modo que a regra possa ser ajustada sem reescrita do sistema. Pergunta 12 do roteiro.</w:t>
+            </w:r>
+          </w:p>
+        </w:tc>
+      </w:tr>
+      <w:tr>
+        <w:trPr>
+          <w:cantSplit/>
+        </w:trPr>
+        <w:tc>
+          <w:tcPr>
+            <w:tcW w:type="dxa" w:w="635"/>
+            <w:tcMar>
+              <w:top w:type="dxa" w:w="80"/>
+              <w:left w:type="dxa" w:w="120"/>
+              <w:bottom w:type="dxa" w:w="80"/>
+              <w:right w:type="dxa" w:w="120"/>
+            </w:tcMar>
+          </w:tcPr>
+          <w:p>
+            <w:pPr>
+              <w:spacing w:line="240"/>
+              <w:jc w:val="both"/>
+            </w:pPr>
+            <w:r>
+              <w:rPr>
+                <w:rFonts w:ascii="Arial" w:cs="Arial" w:eastAsia="Arial" w:hAnsi="Arial"/>
+                <w:sz w:val="20"/>
+                <w:szCs w:val="20"/>
+              </w:rPr>
+              <w:t xml:space="preserve">R7</w:t>
+            </w:r>
+          </w:p>
+        </w:tc>
+        <w:tc>
+          <w:tcPr>
+            <w:tcW w:type="dxa" w:w="3175"/>
+            <w:tcMar>
+              <w:top w:type="dxa" w:w="80"/>
+              <w:left w:type="dxa" w:w="120"/>
+              <w:bottom w:type="dxa" w:w="80"/>
+              <w:right w:type="dxa" w:w="120"/>
+            </w:tcMar>
+          </w:tcPr>
+          <w:p>
+            <w:pPr>
+              <w:spacing w:line="240"/>
+              <w:jc w:val="both"/>
+            </w:pPr>
+            <w:r>
+              <w:rPr>
+                <w:rFonts w:ascii="Arial" w:cs="Arial" w:eastAsia="Arial" w:hAnsi="Arial"/>
+                <w:sz w:val="20"/>
+                <w:szCs w:val="20"/>
+              </w:rPr>
+              <w:t xml:space="preserve">Escopo do módulo de ordens de serviço indefinido quanto a estados, prazos e responsáveis. Origem: dúvida da matriz CSD.</w:t>
+            </w:r>
+          </w:p>
+        </w:tc>
+        <w:tc>
+          <w:tcPr>
+            <w:tcW w:type="dxa" w:w="1451"/>
+            <w:tcMar>
+              <w:top w:type="dxa" w:w="80"/>
+              <w:left w:type="dxa" w:w="120"/>
+              <w:bottom w:type="dxa" w:w="80"/>
+              <w:right w:type="dxa" w:w="120"/>
+            </w:tcMar>
+          </w:tcPr>
+          <w:p>
+            <w:pPr>
+              <w:spacing w:line="240"/>
+              <w:jc w:val="both"/>
+            </w:pPr>
+            <w:r>
+              <w:rPr>
+                <w:rFonts w:ascii="Arial" w:cs="Arial" w:eastAsia="Arial" w:hAnsi="Arial"/>
+                <w:sz w:val="20"/>
+                <w:szCs w:val="20"/>
+              </w:rPr>
+              <w:t xml:space="preserve">Impacto alto; probabilidade alta</w:t>
+            </w:r>
+          </w:p>
+        </w:tc>
+        <w:tc>
+          <w:tcPr>
+            <w:tcW w:type="dxa" w:w="3810"/>
+            <w:tcMar>
+              <w:top w:type="dxa" w:w="80"/>
+              <w:left w:type="dxa" w:w="120"/>
+              <w:bottom w:type="dxa" w:w="80"/>
+              <w:right w:type="dxa" w:w="120"/>
+            </w:tcMar>
+          </w:tcPr>
+          <w:p>
+            <w:pPr>
+              <w:spacing w:line="240"/>
+              <w:jc w:val="both"/>
+            </w:pPr>
+            <w:r>
+              <w:rPr>
+                <w:rFonts w:ascii="Arial" w:cs="Arial" w:eastAsia="Arial" w:hAnsi="Arial"/>
+                <w:sz w:val="20"/>
+                <w:szCs w:val="20"/>
+              </w:rPr>
+              <w:t xml:space="preserve">Não iniciar o desenvolvimento antes da validação com a empresa, conforme previsto no plano de ensino da unidade curricular.</w:t>
+            </w:r>
+          </w:p>
+        </w:tc>
+      </w:tr>
+      <w:tr>
+        <w:trPr>
+          <w:cantSplit/>
+        </w:trPr>
+        <w:tc>
+          <w:tcPr>
+            <w:tcW w:type="dxa" w:w="635"/>
+            <w:tcMar>
+              <w:top w:type="dxa" w:w="80"/>
+              <w:left w:type="dxa" w:w="120"/>
+              <w:bottom w:type="dxa" w:w="80"/>
+              <w:right w:type="dxa" w:w="120"/>
+            </w:tcMar>
+          </w:tcPr>
+          <w:p>
+            <w:pPr>
+              <w:spacing w:line="240"/>
+              <w:jc w:val="both"/>
+            </w:pPr>
+            <w:r>
+              <w:rPr>
+                <w:rFonts w:ascii="Arial" w:cs="Arial" w:eastAsia="Arial" w:hAnsi="Arial"/>
+                <w:sz w:val="20"/>
+                <w:szCs w:val="20"/>
+              </w:rPr>
+              <w:t xml:space="preserve">R8</w:t>
+            </w:r>
+          </w:p>
+        </w:tc>
+        <w:tc>
+          <w:tcPr>
+            <w:tcW w:type="dxa" w:w="3175"/>
+            <w:tcMar>
+              <w:top w:type="dxa" w:w="80"/>
+              <w:left w:type="dxa" w:w="120"/>
+              <w:bottom w:type="dxa" w:w="80"/>
+              <w:right w:type="dxa" w:w="120"/>
+            </w:tcMar>
+          </w:tcPr>
+          <w:p>
+            <w:pPr>
+              <w:spacing w:line="240"/>
+              <w:jc w:val="both"/>
+            </w:pPr>
+            <w:r>
+              <w:rPr>
+                <w:rFonts w:ascii="Arial" w:cs="Arial" w:eastAsia="Arial" w:hAnsi="Arial"/>
+                <w:sz w:val="20"/>
+                <w:szCs w:val="20"/>
+              </w:rPr>
+              <w:t xml:space="preserve">Inexistência de base digital da qual importar o cadastro atual, implicando digitação integral. Origem: dúvida da matriz CSD.</w:t>
+            </w:r>
+          </w:p>
+        </w:tc>
+        <w:tc>
+          <w:tcPr>
+            <w:tcW w:type="dxa" w:w="1451"/>
+            <w:tcMar>
+              <w:top w:type="dxa" w:w="80"/>
+              <w:left w:type="dxa" w:w="120"/>
+              <w:bottom w:type="dxa" w:w="80"/>
+              <w:right w:type="dxa" w:w="120"/>
+            </w:tcMar>
+          </w:tcPr>
+          <w:p>
+            <w:pPr>
+              <w:spacing w:line="240"/>
+              <w:jc w:val="both"/>
+            </w:pPr>
+            <w:r>
+              <w:rPr>
+                <w:rFonts w:ascii="Arial" w:cs="Arial" w:eastAsia="Arial" w:hAnsi="Arial"/>
+                <w:sz w:val="20"/>
+                <w:szCs w:val="20"/>
+              </w:rPr>
+              <w:t xml:space="preserve">Impacto médio; probabilidade média</w:t>
+            </w:r>
+          </w:p>
+        </w:tc>
+        <w:tc>
+          <w:tcPr>
+            <w:tcW w:type="dxa" w:w="3810"/>
+            <w:tcMar>
+              <w:top w:type="dxa" w:w="80"/>
+              <w:left w:type="dxa" w:w="120"/>
+              <w:bottom w:type="dxa" w:w="80"/>
+              <w:right w:type="dxa" w:w="120"/>
+            </w:tcMar>
+          </w:tcPr>
+          <w:p>
+            <w:pPr>
+              <w:spacing w:line="240"/>
+              <w:jc w:val="both"/>
+            </w:pPr>
+            <w:r>
+              <w:rPr>
+                <w:rFonts w:ascii="Arial" w:cs="Arial" w:eastAsia="Arial" w:hAnsi="Arial"/>
+                <w:sz w:val="20"/>
+                <w:szCs w:val="20"/>
+              </w:rPr>
+              <w:t xml:space="preserve">Prever cadastro assistido pela leitura da etiqueta, distribuído entre os integrantes, e importação por CSV quando houver planilha. Pergunta 24 do roteiro.</w:t>
+            </w:r>
+          </w:p>
+        </w:tc>
+      </w:tr>
+      <w:tr>
+        <w:trPr>
+          <w:cantSplit/>
+        </w:trPr>
+        <w:tc>
+          <w:tcPr>
+            <w:tcW w:type="dxa" w:w="635"/>
+            <w:tcMar>
+              <w:top w:type="dxa" w:w="80"/>
+              <w:left w:type="dxa" w:w="120"/>
+              <w:bottom w:type="dxa" w:w="80"/>
+              <w:right w:type="dxa" w:w="120"/>
+            </w:tcMar>
+          </w:tcPr>
+          <w:p>
+            <w:pPr>
+              <w:spacing w:line="240"/>
+              <w:jc w:val="both"/>
+            </w:pPr>
+            <w:r>
+              <w:rPr>
+                <w:rFonts w:ascii="Arial" w:cs="Arial" w:eastAsia="Arial" w:hAnsi="Arial"/>
+                <w:sz w:val="20"/>
+                <w:szCs w:val="20"/>
+              </w:rPr>
+              <w:t xml:space="preserve">R9</w:t>
+            </w:r>
+          </w:p>
+        </w:tc>
+        <w:tc>
+          <w:tcPr>
+            <w:tcW w:type="dxa" w:w="3175"/>
+            <w:tcMar>
+              <w:top w:type="dxa" w:w="80"/>
+              <w:left w:type="dxa" w:w="120"/>
+              <w:bottom w:type="dxa" w:w="80"/>
+              <w:right w:type="dxa" w:w="120"/>
+            </w:tcMar>
+          </w:tcPr>
+          <w:p>
+            <w:pPr>
+              <w:spacing w:line="240"/>
+              <w:jc w:val="both"/>
+            </w:pPr>
+            <w:r>
+              <w:rPr>
+                <w:rFonts w:ascii="Arial" w:cs="Arial" w:eastAsia="Arial" w:hAnsi="Arial"/>
+                <w:sz w:val="20"/>
+                <w:szCs w:val="20"/>
+              </w:rPr>
+              <w:t xml:space="preserve">Indisponibilidade da empresa para a entrevista no prazo da etapa, o que bloqueia a revisão da matriz CSD e a definição das ordens de serviço. Origem: dependência externa ao grupo.</w:t>
+            </w:r>
+          </w:p>
+        </w:tc>
+        <w:tc>
+          <w:tcPr>
+            <w:tcW w:type="dxa" w:w="1451"/>
+            <w:tcMar>
+              <w:top w:type="dxa" w:w="80"/>
+              <w:left w:type="dxa" w:w="120"/>
+              <w:bottom w:type="dxa" w:w="80"/>
+              <w:right w:type="dxa" w:w="120"/>
+            </w:tcMar>
+          </w:tcPr>
+          <w:p>
+            <w:pPr>
+              <w:spacing w:line="240"/>
+              <w:jc w:val="both"/>
+            </w:pPr>
+            <w:r>
+              <w:rPr>
+                <w:rFonts w:ascii="Arial" w:cs="Arial" w:eastAsia="Arial" w:hAnsi="Arial"/>
+                <w:sz w:val="20"/>
+                <w:szCs w:val="20"/>
+              </w:rPr>
+              <w:t xml:space="preserve">Impacto alto; probabilidade média</w:t>
+            </w:r>
+          </w:p>
+        </w:tc>
+        <w:tc>
+          <w:tcPr>
+            <w:tcW w:type="dxa" w:w="3810"/>
+            <w:tcMar>
+              <w:top w:type="dxa" w:w="80"/>
+              <w:left w:type="dxa" w:w="120"/>
+              <w:bottom w:type="dxa" w:w="80"/>
+              <w:right w:type="dxa" w:w="120"/>
+            </w:tcMar>
+          </w:tcPr>
+          <w:p>
+            <w:pPr>
+              <w:spacing w:line="240"/>
+              <w:jc w:val="both"/>
+            </w:pPr>
+            <w:r>
+              <w:rPr>
+                <w:rFonts w:ascii="Arial" w:cs="Arial" w:eastAsia="Arial" w:hAnsi="Arial"/>
+                <w:sz w:val="20"/>
+                <w:szCs w:val="20"/>
+              </w:rPr>
+              <w:t xml:space="preserve">Oferecer à empresa os formatos presencial, remoto e questionário escrito, com roteiro já elaborado e duração delimitada em sessenta minutos.</w:t>
+            </w:r>
+          </w:p>
+        </w:tc>
+      </w:tr>
+      <w:tr>
+        <w:trPr>
+          <w:cantSplit/>
+        </w:trPr>
+        <w:tc>
+          <w:tcPr>
+            <w:tcW w:type="dxa" w:w="635"/>
+            <w:tcMar>
+              <w:top w:type="dxa" w:w="80"/>
+              <w:left w:type="dxa" w:w="120"/>
+              <w:bottom w:type="dxa" w:w="80"/>
+              <w:right w:type="dxa" w:w="120"/>
+            </w:tcMar>
+          </w:tcPr>
+          <w:p>
+            <w:pPr>
+              <w:spacing w:line="240"/>
+              <w:jc w:val="both"/>
+            </w:pPr>
+            <w:r>
+              <w:rPr>
+                <w:rFonts w:ascii="Arial" w:cs="Arial" w:eastAsia="Arial" w:hAnsi="Arial"/>
+                <w:sz w:val="20"/>
+                <w:szCs w:val="20"/>
+              </w:rPr>
+              <w:t xml:space="preserve">R10</w:t>
+            </w:r>
+          </w:p>
+        </w:tc>
+        <w:tc>
+          <w:tcPr>
+            <w:tcW w:type="dxa" w:w="3175"/>
+            <w:tcMar>
+              <w:top w:type="dxa" w:w="80"/>
+              <w:left w:type="dxa" w:w="120"/>
+              <w:bottom w:type="dxa" w:w="80"/>
+              <w:right w:type="dxa" w:w="120"/>
+            </w:tcMar>
+          </w:tcPr>
+          <w:p>
+            <w:pPr>
+              <w:spacing w:line="240"/>
+              <w:jc w:val="both"/>
+            </w:pPr>
+            <w:r>
+              <w:rPr>
+                <w:rFonts w:ascii="Arial" w:cs="Arial" w:eastAsia="Arial" w:hAnsi="Arial"/>
+                <w:sz w:val="20"/>
+                <w:szCs w:val="20"/>
+              </w:rPr>
+              <w:t xml:space="preserve">Escopo superior ao tempo disponível, considerando a carga de quarenta e cinco horas da unidade curricular. Origem: planejamento do projeto.</w:t>
+            </w:r>
+          </w:p>
+        </w:tc>
+        <w:tc>
+          <w:tcPr>
+            <w:tcW w:type="dxa" w:w="1451"/>
+            <w:tcMar>
+              <w:top w:type="dxa" w:w="80"/>
+              <w:left w:type="dxa" w:w="120"/>
+              <w:bottom w:type="dxa" w:w="80"/>
+              <w:right w:type="dxa" w:w="120"/>
+            </w:tcMar>
+          </w:tcPr>
+          <w:p>
+            <w:pPr>
+              <w:spacing w:line="240"/>
+              <w:jc w:val="both"/>
+            </w:pPr>
+            <w:r>
+              <w:rPr>
+                <w:rFonts w:ascii="Arial" w:cs="Arial" w:eastAsia="Arial" w:hAnsi="Arial"/>
+                <w:sz w:val="20"/>
+                <w:szCs w:val="20"/>
+              </w:rPr>
+              <w:t xml:space="preserve">Impacto médio; probabilidade média</w:t>
+            </w:r>
+          </w:p>
+        </w:tc>
+        <w:tc>
+          <w:tcPr>
+            <w:tcW w:type="dxa" w:w="3810"/>
+            <w:tcMar>
+              <w:top w:type="dxa" w:w="80"/>
+              <w:left w:type="dxa" w:w="120"/>
+              <w:bottom w:type="dxa" w:w="80"/>
+              <w:right w:type="dxa" w:w="120"/>
+            </w:tcMar>
+          </w:tcPr>
+          <w:p>
+            <w:pPr>
+              <w:spacing w:line="240"/>
+              <w:jc w:val="both"/>
+            </w:pPr>
+            <w:r>
+              <w:rPr>
+                <w:rFonts w:ascii="Arial" w:cs="Arial" w:eastAsia="Arial" w:hAnsi="Arial"/>
+                <w:sz w:val="20"/>
+                <w:szCs w:val="20"/>
+              </w:rPr>
+              <w:t xml:space="preserve">Desenvolvimento incremental por sprints, assegurada a entrega do quadrante de maior valor antes de qualquer item de melhoria.</w:t>
+            </w:r>
+          </w:p>
+        </w:tc>
+      </w:tr>
+    </w:tbl>
+    <w:p>
+      <w:pPr>
+        <w:spacing w:after="360" w:before="60" w:line="240"/>
+        <w:jc w:val="center"/>
+      </w:pPr>
+      <w:r>
+        <w:rPr>
+          <w:rFonts w:ascii="Arial" w:cs="Arial" w:eastAsia="Arial" w:hAnsi="Arial"/>
+          <w:sz w:val="20"/>
+          <w:szCs w:val="20"/>
+        </w:rPr>
+        <w:t xml:space="preserve">Fonte: elaborado pelos autores (2026).</w:t>
+      </w:r>
+    </w:p>
+    <w:p>
+      <w:pPr>
+        <w:spacing w:after="0" w:line="360"/>
+        <w:ind w:firstLine="709"/>
+        <w:jc w:val="both"/>
+      </w:pPr>
+      <w:r>
+        <w:rPr>
+          <w:rFonts w:ascii="Arial" w:cs="Arial" w:eastAsia="Arial" w:hAnsi="Arial"/>
+          <w:b w:val="false"/>
+          <w:bCs w:val="false"/>
+          <w:sz w:val="24"/>
+          <w:szCs w:val="24"/>
+        </w:rPr>
+        <w:t xml:space="preserve">Três riscos merecem destaque por não dependerem de decisão do grupo e por atingirem o fundamento da solução. Os riscos R1, R2 e R3 incidem, respectivamente, sobre a durabilidade da etiqueta, sobre a disponibilidade de rede e sobre a permissão de uso do telefone celular na área. A proposta apoia-se na consulta realizada junto ao equipamento, de modo que a confirmação negativa de qualquer um dos três obriga à revisão do meio de acesso, ainda que não do diagnóstico da dor. Por essa razão, as três condições foram convertidas em perguntas específicas do roteiro da entrevista exploratória, e nenhuma delas pode permanecer sem resposta.</w:t>
+      </w:r>
+    </w:p>
+    <w:p>
+      <w:pPr>
         <w:pStyle w:val="Heading1"/>
         <w:pageBreakBefore/>
         <w:spacing w:after="360" w:line="360"/>
@@ -4936,7 +7407,7 @@
           <wp:inline distT="0" distB="0" distL="0" distR="0">
             <wp:extent cx="5762625" cy="3238500"/>
             <wp:effectExtent t="0" r="0" b="0" l="0"/>
-            <wp:docPr id="1" name="" descr="" title=""/>
+            <wp:docPr id="5" name="" descr="" title=""/>
             <wp:cNvGraphicFramePr>
               <a:graphicFrameLocks xmlns:a="http://schemas.openxmlformats.org/drawingml/2006/main" noChangeAspect="1"/>
             </wp:cNvGraphicFramePr>
@@ -4987,7 +7458,7 @@
       </w:r>
     </w:p>
     <w:sectPr>
-      <w:headerReference w:type="default" r:id="rId7"/>
+      <w:headerReference w:type="default" r:id="rId6"/>
       <w:pgSz w:w="11906" w:h="16838" w:orient="portrait"/>
       <w:pgMar w:top="1701" w:right="1134" w:bottom="1134" w:left="1701" w:header="708" w:footer="708" w:gutter="0"/>
       <w:pgNumType w:start="6"/>
@@ -4995,10 +7466,6 @@
     </w:sectPr>
   </w:body>
 </w:document>
-</file>
-
-<file path=word/comments.xml><?xml version="1.0" encoding="utf-8"?>
-<w:comments xmlns:cx="http://schemas.microsoft.com/office/drawing/2014/chartex" xmlns:cx1="http://schemas.microsoft.com/office/drawing/2015/9/8/chartex" xmlns:cx2="http://schemas.microsoft.com/office/drawing/2015/10/21/chartex" xmlns:cx3="http://schemas.microsoft.com/office/drawing/2016/5/9/chartex" xmlns:cx4="http://schemas.microsoft.com/office/drawing/2016/5/10/chartex" xmlns:cx5="http://schemas.microsoft.com/office/drawing/2016/5/11/chartex" xmlns:cx6="http://schemas.microsoft.com/office/drawing/2016/5/12/chartex" xmlns:cx7="http://schemas.microsoft.com/office/drawing/2016/5/13/chartex" xmlns:cx8="http://schemas.microsoft.com/office/drawing/2016/5/14/chartex" xmlns:mc="http://schemas.openxmlformats.org/markup-compatibility/2006" xmlns:aink="http://schemas.microsoft.com/office/drawing/2016/ink" xmlns:am3d="http://schemas.microsoft.com/office/drawing/2017/model3d" xmlns:o="urn:schemas-microsoft-com:office:office" xmlns:r="http://schemas.openxmlformats.org/officeDocument/2006/relationships" xmlns:m="http://schemas.openxmlformats.org/officeDocument/2006/math" xmlns:v="urn:schemas-microsoft-com:vml" xmlns:wp14="http://schemas.microsoft.com/office/word/2010/wordprocessingDrawing" xmlns:wp="http://schemas.openxmlformats.org/drawingml/2006/wordprocessingDrawing" xmlns:w10="urn:schemas-microsoft-com:office:word" xmlns:w="http://schemas.openxmlformats.org/wordprocessingml/2006/main" xmlns:w14="http://schemas.microsoft.com/office/word/2010/wordml" xmlns:w15="http://schemas.microsoft.com/office/word/2012/wordml" xmlns:w16cex="http://schemas.microsoft.com/office/word/2018/wordml/cex" xmlns:w16cid="http://schemas.microsoft.com/office/word/2016/wordml/cid" xmlns:w16="http://schemas.microsoft.com/office/word/2018/wordml" xmlns:w16sdtdh="http://schemas.microsoft.com/office/word/2020/wordml/sdtdatahash" xmlns:w16se="http://schemas.microsoft.com/office/word/2015/wordml/symex" xmlns:wpg="http://schemas.microsoft.com/office/word/2010/wordprocessingGroup" xmlns:wpi="http://schemas.microsoft.com/office/word/2010/wordprocessingInk" xmlns:wne="http://schemas.microsoft.com/office/word/2006/wordml" xmlns:wps="http://schemas.microsoft.com/office/word/2010/wordprocessingShape"/>
 </file>
 
 <file path=word/endnotes.xml><?xml version="1.0" encoding="utf-8"?>
@@ -5101,7 +7568,7 @@
 <w:numbering xmlns:wpc="http://schemas.microsoft.com/office/word/2010/wordprocessingCanvas" xmlns:mc="http://schemas.openxmlformats.org/markup-compatibility/2006" xmlns:o="urn:schemas-microsoft-com:office:office" xmlns:r="http://schemas.openxmlformats.org/officeDocument/2006/relationships" xmlns:m="http://schemas.openxmlformats.org/officeDocument/2006/math" xmlns:v="urn:schemas-microsoft-com:vml" xmlns:wp14="http://schemas.microsoft.com/office/word/2010/wordprocessingDrawing" xmlns:wp="http://schemas.openxmlformats.org/drawingml/2006/wordprocessingDrawing" xmlns:w10="urn:schemas-microsoft-com:office:word" xmlns:w="http://schemas.openxmlformats.org/wordprocessingml/2006/main" xmlns:w14="http://schemas.microsoft.com/office/word/2010/wordml" xmlns:w15="http://schemas.microsoft.com/office/word/2012/wordml" xmlns:wpg="http://schemas.microsoft.com/office/word/2010/wordprocessingGroup" xmlns:wpi="http://schemas.microsoft.com/office/word/2010/wordprocessingInk" xmlns:wne="http://schemas.microsoft.com/office/word/2006/wordml" xmlns:wps="http://schemas.microsoft.com/office/word/2010/wordprocessingShape" mc:Ignorable="w14 w15 wp14">
   <w:abstractNum w:abstractNumId="1" w15:restartNumberingAfterBreak="0">
     <w:multiLevelType w:val="hybridMultilevel"/>
-    <w:lvl w:ilvl="0" w15:tentative="1">
+    <w:lvl w:ilvl="0" w:tentative="1">
       <w:start w:val="1"/>
       <w:numFmt w:val="bullet"/>
       <w:lvlText w:val="●"/>
@@ -5110,7 +7577,7 @@
         <w:ind w:left="720" w:hanging="360"/>
       </w:pPr>
     </w:lvl>
-    <w:lvl w:ilvl="1" w15:tentative="1">
+    <w:lvl w:ilvl="1" w:tentative="1">
       <w:start w:val="1"/>
       <w:numFmt w:val="bullet"/>
       <w:lvlText w:val="○"/>
@@ -5119,7 +7586,7 @@
         <w:ind w:left="1440" w:hanging="360"/>
       </w:pPr>
     </w:lvl>
-    <w:lvl w:ilvl="2" w15:tentative="1">
+    <w:lvl w:ilvl="2" w:tentative="1">
       <w:start w:val="1"/>
       <w:numFmt w:val="bullet"/>
       <w:lvlText w:val="■"/>
@@ -5128,7 +7595,7 @@
         <w:ind w:left="2160" w:hanging="360"/>
       </w:pPr>
     </w:lvl>
-    <w:lvl w:ilvl="3" w15:tentative="1">
+    <w:lvl w:ilvl="3" w:tentative="1">
       <w:start w:val="1"/>
       <w:numFmt w:val="bullet"/>
       <w:lvlText w:val="●"/>
@@ -5137,7 +7604,7 @@
         <w:ind w:left="2880" w:hanging="360"/>
       </w:pPr>
     </w:lvl>
-    <w:lvl w:ilvl="4" w15:tentative="1">
+    <w:lvl w:ilvl="4" w:tentative="1">
       <w:start w:val="1"/>
       <w:numFmt w:val="bullet"/>
       <w:lvlText w:val="○"/>
@@ -5146,7 +7613,7 @@
         <w:ind w:left="3600" w:hanging="360"/>
       </w:pPr>
     </w:lvl>
-    <w:lvl w:ilvl="5" w15:tentative="1">
+    <w:lvl w:ilvl="5" w:tentative="1">
       <w:start w:val="1"/>
       <w:numFmt w:val="bullet"/>
       <w:lvlText w:val="■"/>
@@ -5155,7 +7622,7 @@
         <w:ind w:left="4320" w:hanging="360"/>
       </w:pPr>
     </w:lvl>
-    <w:lvl w:ilvl="6" w15:tentative="1">
+    <w:lvl w:ilvl="6" w:tentative="1">
       <w:start w:val="1"/>
       <w:numFmt w:val="bullet"/>
       <w:lvlText w:val="●"/>
@@ -5164,7 +7631,7 @@
         <w:ind w:left="5040" w:hanging="360"/>
       </w:pPr>
     </w:lvl>
-    <w:lvl w:ilvl="7" w15:tentative="1">
+    <w:lvl w:ilvl="7" w:tentative="1">
       <w:start w:val="1"/>
       <w:numFmt w:val="bullet"/>
       <w:lvlText w:val="●"/>
@@ -5173,7 +7640,7 @@
         <w:ind w:left="5760" w:hanging="360"/>
       </w:pPr>
     </w:lvl>
-    <w:lvl w:ilvl="8" w15:tentative="1">
+    <w:lvl w:ilvl="8" w:tentative="1">
       <w:start w:val="1"/>
       <w:numFmt w:val="bullet"/>
       <w:lvlText w:val="●"/>
@@ -5208,6 +7675,10 @@
       </w:pPr>
     </w:pPrDefault>
   </w:docDefaults>
+  <w:style w:type="paragraph" w:styleId="Normal" w:default="1">
+    <w:name w:val="Normal"/>
+    <w:qFormat/>
+  </w:style>
   <w:style w:type="paragraph" w:styleId="Title">
     <w:name w:val="Title"/>
     <w:basedOn w:val="Normal"/>
@@ -5380,4 +7851,294 @@
     </w:rPr>
   </w:style>
 </w:styles>
+</file>
+
+<file path=word/theme/theme1.xml><?xml version="1.0" encoding="utf-8"?>
+<a:theme xmlns:a="http://schemas.openxmlformats.org/drawingml/2006/main" name="Office Theme">
+  <a:themeElements>
+    <a:clrScheme name="Office">
+      <a:dk1>
+        <a:sysClr val="windowText" lastClr="000000"/>
+      </a:dk1>
+      <a:lt1>
+        <a:sysClr val="window" lastClr="FFFFFF"/>
+      </a:lt1>
+      <a:dk2>
+        <a:srgbClr val="44546A"/>
+      </a:dk2>
+      <a:lt2>
+        <a:srgbClr val="E7E6E6"/>
+      </a:lt2>
+      <a:accent1>
+        <a:srgbClr val="4472C4"/>
+      </a:accent1>
+      <a:accent2>
+        <a:srgbClr val="ED7D31"/>
+      </a:accent2>
+      <a:accent3>
+        <a:srgbClr val="A5A5A5"/>
+      </a:accent3>
+      <a:accent4>
+        <a:srgbClr val="FFC000"/>
+      </a:accent4>
+      <a:accent5>
+        <a:srgbClr val="5B9BD5"/>
+      </a:accent5>
+      <a:accent6>
+        <a:srgbClr val="70AD47"/>
+      </a:accent6>
+      <a:hlink>
+        <a:srgbClr val="0563C1"/>
+      </a:hlink>
+      <a:folHlink>
+        <a:srgbClr val="954F72"/>
+      </a:folHlink>
+    </a:clrScheme>
+    <a:fontScheme name="Office">
+      <a:majorFont>
+        <a:latin typeface="Calibri Light" panose="020F0302020204030204"/>
+        <a:ea typeface=""/>
+        <a:cs typeface=""/>
+        <a:font script="Jpan" typeface="游ゴシック Light"/>
+        <a:font script="Hang" typeface="맑은 고딕"/>
+        <a:font script="Hans" typeface="等线 Light"/>
+        <a:font script="Hant" typeface="新細明體"/>
+        <a:font script="Arab" typeface="Times New Roman"/>
+        <a:font script="Hebr" typeface="Times New Roman"/>
+        <a:font script="Thai" typeface="Angsana New"/>
+        <a:font script="Ethi" typeface="Nyala"/>
+        <a:font script="Beng" typeface="Vrinda"/>
+        <a:font script="Gujr" typeface="Shruti"/>
+        <a:font script="Khmr" typeface="MoolBoran"/>
+        <a:font script="Knda" typeface="Tunga"/>
+        <a:font script="Guru" typeface="Raavi"/>
+        <a:font script="Cans" typeface="Euphemia"/>
+        <a:font script="Cher" typeface="Plantagenet Cherokee"/>
+        <a:font script="Yiii" typeface="Microsoft Yi Baiti"/>
+        <a:font script="Tibt" typeface="Microsoft Himalaya"/>
+        <a:font script="Thaa" typeface="MV Boli"/>
+        <a:font script="Deva" typeface="Mangal"/>
+        <a:font script="Telu" typeface="Gautami"/>
+        <a:font script="Taml" typeface="Latha"/>
+        <a:font script="Syrc" typeface="Estrangelo Edessa"/>
+        <a:font script="Orya" typeface="Kalinga"/>
+        <a:font script="Mlym" typeface="Kartika"/>
+        <a:font script="Laoo" typeface="DokChampa"/>
+        <a:font script="Sinh" typeface="Iskoola Pota"/>
+        <a:font script="Mong" typeface="Mongolian Baiti"/>
+        <a:font script="Viet" typeface="Times New Roman"/>
+        <a:font script="Uigh" typeface="Microsoft Uighur"/>
+        <a:font script="Geor" typeface="Sylfaen"/>
+        <a:font script="Armn" typeface="Arial"/>
+        <a:font script="Bugi" typeface="Leelawadee UI"/>
+        <a:font script="Bopo" typeface="Microsoft JhengHei"/>
+        <a:font script="Java" typeface="Javanese Text"/>
+        <a:font script="Lisu" typeface="Segoe UI"/>
+        <a:font script="Mymr" typeface="Myanmar Text"/>
+        <a:font script="Nkoo" typeface="Ebrima"/>
+        <a:font script="Olck" typeface="Nirmala UI"/>
+        <a:font script="Osma" typeface="Ebrima"/>
+        <a:font script="Phag" typeface="Phagspa"/>
+        <a:font script="Syrn" typeface="Estrangelo Edessa"/>
+        <a:font script="Syrj" typeface="Estrangelo Edessa"/>
+        <a:font script="Syre" typeface="Estrangelo Edessa"/>
+        <a:font script="Sora" typeface="Nirmala UI"/>
+        <a:font script="Tale" typeface="Microsoft Tai Le"/>
+        <a:font script="Talu" typeface="Microsoft New Tai Lue"/>
+        <a:font script="Tfng" typeface="Ebrima"/>
+      </a:majorFont>
+      <a:minorFont>
+        <a:latin typeface="Calibri" panose="020F0502020204030204"/>
+        <a:ea typeface=""/>
+        <a:cs typeface=""/>
+        <a:font script="Jpan" typeface="游明朝"/>
+        <a:font script="Hang" typeface="맑은 고딕"/>
+        <a:font script="Hans" typeface="等线"/>
+        <a:font script="Hant" typeface="新細明體"/>
+        <a:font script="Arab" typeface="Arial"/>
+        <a:font script="Hebr" typeface="Arial"/>
+        <a:font script="Thai" typeface="Cordia New"/>
+        <a:font script="Ethi" typeface="Nyala"/>
+        <a:font script="Beng" typeface="Vrinda"/>
+        <a:font script="Gujr" typeface="Shruti"/>
+        <a:font script="Khmr" typeface="DaunPenh"/>
+        <a:font script="Knda" typeface="Tunga"/>
+        <a:font script="Guru" typeface="Raavi"/>
+        <a:font script="Cans" typeface="Euphemia"/>
+        <a:font script="Cher" typeface="Plantagenet Cherokee"/>
+        <a:font script="Yiii" typeface="Microsoft Yi Baiti"/>
+        <a:font script="Tibt" typeface="Microsoft Himalaya"/>
+        <a:font script="Thaa" typeface="MV Boli"/>
+        <a:font script="Deva" typeface="Mangal"/>
+        <a:font script="Telu" typeface="Gautami"/>
+        <a:font script="Taml" typeface="Latha"/>
+        <a:font script="Syrc" typeface="Estrangelo Edessa"/>
+        <a:font script="Orya" typeface="Kalinga"/>
+        <a:font script="Mlym" typeface="Kartika"/>
+        <a:font script="Laoo" typeface="DokChampa"/>
+        <a:font script="Sinh" typeface="Iskoola Pota"/>
+        <a:font script="Mong" typeface="Mongolian Baiti"/>
+        <a:font script="Viet" typeface="Arial"/>
+        <a:font script="Uigh" typeface="Microsoft Uighur"/>
+        <a:font script="Geor" typeface="Sylfaen"/>
+        <a:font script="Armn" typeface="Arial"/>
+        <a:font script="Bugi" typeface="Leelawadee UI"/>
+        <a:font script="Bopo" typeface="Microsoft JhengHei"/>
+        <a:font script="Java" typeface="Javanese Text"/>
+        <a:font script="Lisu" typeface="Segoe UI"/>
+        <a:font script="Mymr" typeface="Myanmar Text"/>
+        <a:font script="Nkoo" typeface="Ebrima"/>
+        <a:font script="Olck" typeface="Nirmala UI"/>
+        <a:font script="Osma" typeface="Ebrima"/>
+        <a:font script="Phag" typeface="Phagspa"/>
+        <a:font script="Syrn" typeface="Estrangelo Edessa"/>
+        <a:font script="Syrj" typeface="Estrangelo Edessa"/>
+        <a:font script="Syre" typeface="Estrangelo Edessa"/>
+        <a:font script="Sora" typeface="Nirmala UI"/>
+        <a:font script="Tale" typeface="Microsoft Tai Le"/>
+        <a:font script="Talu" typeface="Microsoft New Tai Lue"/>
+        <a:font script="Tfng" typeface="Ebrima"/>
+      </a:minorFont>
+    </a:fontScheme>
+    <a:fmtScheme name="Office">
+      <a:fillStyleLst>
+        <a:solidFill>
+          <a:schemeClr val="phClr"/>
+        </a:solidFill>
+        <a:gradFill rotWithShape="true">
+          <a:gsLst>
+            <a:gs pos="0">
+              <a:schemeClr val="phClr">
+                <a:lumMod val="110000"/>
+                <a:satMod val="105000"/>
+                <a:tint val="67000"/>
+              </a:schemeClr>
+            </a:gs>
+            <a:gs pos="50000">
+              <a:schemeClr val="phClr">
+                <a:lumMod val="105000"/>
+                <a:satMod val="103000"/>
+                <a:tint val="73000"/>
+              </a:schemeClr>
+            </a:gs>
+            <a:gs pos="100000">
+              <a:schemeClr val="phClr">
+                <a:lumMod val="105000"/>
+                <a:satMod val="109000"/>
+                <a:tint val="81000"/>
+              </a:schemeClr>
+            </a:gs>
+          </a:gsLst>
+          <a:lin ang="5400000" scaled="false"/>
+        </a:gradFill>
+        <a:gradFill rotWithShape="true">
+          <a:gsLst>
+            <a:gs pos="0">
+              <a:schemeClr val="phClr">
+                <a:satMod val="103000"/>
+                <a:lumMod val="102000"/>
+                <a:tint val="94000"/>
+              </a:schemeClr>
+            </a:gs>
+            <a:gs pos="50000">
+              <a:schemeClr val="phClr">
+                <a:satMod val="110000"/>
+                <a:lumMod val="100000"/>
+                <a:shade val="100000"/>
+              </a:schemeClr>
+            </a:gs>
+            <a:gs pos="100000">
+              <a:schemeClr val="phClr">
+                <a:lumMod val="99000"/>
+                <a:satMod val="120000"/>
+                <a:shade val="78000"/>
+              </a:schemeClr>
+            </a:gs>
+          </a:gsLst>
+          <a:lin ang="5400000" scaled="false"/>
+        </a:gradFill>
+      </a:fillStyleLst>
+      <a:lnStyleLst>
+        <a:ln w="6350" cap="flat" cmpd="sng" algn="ctr">
+          <a:solidFill>
+            <a:schemeClr val="phClr"/>
+          </a:solidFill>
+          <a:prstDash val="solid"/>
+          <a:miter lim="800000"/>
+        </a:ln>
+        <a:ln w="12700" cap="flat" cmpd="sng" algn="ctr">
+          <a:solidFill>
+            <a:schemeClr val="phClr"/>
+          </a:solidFill>
+          <a:prstDash val="solid"/>
+          <a:miter lim="800000"/>
+        </a:ln>
+        <a:ln w="19050" cap="flat" cmpd="sng" algn="ctr">
+          <a:solidFill>
+            <a:schemeClr val="phClr"/>
+          </a:solidFill>
+          <a:prstDash val="solid"/>
+          <a:miter lim="800000"/>
+        </a:ln>
+      </a:lnStyleLst>
+      <a:effectStyleLst>
+        <a:effectStyle>
+          <a:effectLst/>
+        </a:effectStyle>
+        <a:effectStyle>
+          <a:effectLst/>
+        </a:effectStyle>
+        <a:effectStyle>
+          <a:effectLst>
+            <a:outerShdw blurRad="57150" dist="19050" dir="5400000" algn="ctr" rotWithShape="false">
+              <a:srgbClr val="000000">
+                <a:alpha val="63000"/>
+              </a:srgbClr>
+            </a:outerShdw>
+          </a:effectLst>
+        </a:effectStyle>
+      </a:effectStyleLst>
+      <a:bgFillStyleLst>
+        <a:solidFill>
+          <a:schemeClr val="phClr"/>
+        </a:solidFill>
+        <a:solidFill>
+          <a:schemeClr val="phClr">
+            <a:tint val="95000"/>
+            <a:satMod val="170000"/>
+          </a:schemeClr>
+        </a:solidFill>
+        <a:gradFill rotWithShape="true">
+          <a:gsLst>
+            <a:gs pos="0">
+              <a:schemeClr val="phClr">
+                <a:tint val="93000"/>
+                <a:satMod val="150000"/>
+                <a:shade val="98000"/>
+                <a:lumMod val="102000"/>
+              </a:schemeClr>
+            </a:gs>
+            <a:gs pos="50000">
+              <a:schemeClr val="phClr">
+                <a:tint val="98000"/>
+                <a:satMod val="130000"/>
+                <a:shade val="90000"/>
+                <a:lumMod val="103000"/>
+              </a:schemeClr>
+            </a:gs>
+            <a:gs pos="100000">
+              <a:schemeClr val="phClr">
+                <a:shade val="63000"/>
+                <a:satMod val="120000"/>
+              </a:schemeClr>
+            </a:gs>
+          </a:gsLst>
+          <a:lin ang="5400000" scaled="false"/>
+        </a:gradFill>
+      </a:bgFillStyleLst>
+    </a:fmtScheme>
+  </a:themeElements>
+  <a:objectDefaults/>
+  <a:extraClrSchemeLst/>
+</a:theme>
 </file>